--- a/pr-preview/pr-331/exploratory-descriptive-handout-tracked-changes.docx
+++ b/pr-preview/pr-331/exploratory-descriptive-handout-tracked-changes.docx
@@ -16,7 +16,7 @@
       </w:pPr>
       <w:del w:id="1" w:author="PR Preview" w:date="2026-01-01T00:00:00Z">
         <w:r>
-          <w:delText xml:space="preserve">Last modified: 2026-10-17 21:08:29 (PDT)</w:delText>
+          <w:delText xml:space="preserve">Last modified: 2026-10-18 13:22:01 (PDT)</w:delText>
         </w:r>
       </w:del>
     </w:p>
@@ -26,7 +26,7 @@
       </w:pPr>
       <w:ins w:id="2" w:author="PR Preview" w:date="2026-01-01T00:00:00Z">
         <w:r>
-          <w:t xml:space="preserve">Last modified: 2026-10-18 00:41:10 (PDT)</w:t>
+          <w:t xml:space="preserve">Last modified: 2026-10-18 13:25:37 (PDT)</w:t>
         </w:r>
       </w:ins>
     </w:p>
@@ -130,7 +130,7 @@
         <w:t xml:space="preserve"> </w:t>
       </w:r>
       <w:r>
-        <w:t xml:space="preserve">(Vittinghoff et al. 2012, chap. 2)</w:t>
+        <w:t xml:space="preserve">[1, Ch. 2]</w:t>
       </w:r>
       <w:r>
         <w:t xml:space="preserve">.</w:t>
@@ -162,7 +162,7 @@
         <w:t xml:space="preserve"> </w:t>
       </w:r>
       <w:r>
-        <w:t xml:space="preserve">(Rosenman et al. 1975)</w:t>
+        <w:t xml:space="preserve">[2]</w:t>
       </w:r>
       <w:r>
         <w:t xml:space="preserve">.</w:t>
@@ -171,7 +171,7 @@
         <w:t xml:space="preserve"> </w:t>
       </w:r>
       <w:r>
-        <w:t xml:space="preserve">Vittinghoff et al. (2012, 9)</w:t>
+        <w:t xml:space="preserve">Vittinghoff et al. [1, p. 9]</w:t>
       </w:r>
       <w:r>
         <w:t xml:space="preserve"> </w:t>
@@ -567,7 +567,7 @@
         <w:t xml:space="preserve"> </w:t>
       </w:r>
       <w:r>
-        <w:t xml:space="preserve">Vittinghoff et al. (2012)</w:t>
+        <w:t xml:space="preserve">Vittinghoff et al. [1]</w:t>
       </w:r>
       <w:r>
         <w:t xml:space="preserve"> </w:t>
@@ -1971,7 +1971,16 @@
         <w:t xml:space="preserve"> </w:t>
       </w:r>
       <w:r>
-        <w:t xml:space="preserve">(people, animals, objects, or events) that a study aims to learn about.</w:t>
+        <w:t xml:space="preserve">(people, animals, objects, or events) that a study aims to learn about</w:t>
+      </w:r>
+      <w:r>
+        <w:t xml:space="preserve"> </w:t>
+      </w:r>
+      <w:r>
+        <w:t xml:space="preserve">[3]</w:t>
+      </w:r>
+      <w:r>
+        <w:t xml:space="preserve">.</w:t>
       </w:r>
     </w:p>
     <w:p>
@@ -1985,7 +1994,7 @@
         <w:t xml:space="preserve"> </w:t>
       </w:r>
       <w:r>
-        <w:t xml:space="preserve">Wikipedia contributors (2026p)</w:t>
+        <w:t xml:space="preserve">Wikipedia contributors [3]</w:t>
       </w:r>
       <w:r>
         <w:t xml:space="preserve">.</w:t>
@@ -2833,7 +2842,16 @@
         </w:r>
       </w:hyperlink>
       <w:r>
-        <w:t xml:space="preserve">):</w:t>
+        <w:t xml:space="preserve">)</w:t>
+      </w:r>
+      <w:r>
+        <w:t xml:space="preserve"> </w:t>
+      </w:r>
+      <w:r>
+        <w:t xml:space="preserve">[4]</w:t>
+      </w:r>
+      <w:r>
+        <w:t xml:space="preserve">:</w:t>
       </w:r>
     </w:p>
     <w:p>
@@ -2947,7 +2965,7 @@
         <w:t xml:space="preserve"> </w:t>
       </w:r>
       <w:r>
-        <w:t xml:space="preserve">Wikipedia contributors (2026m)</w:t>
+        <w:t xml:space="preserve">Wikipedia contributors [4]</w:t>
       </w:r>
       <w:r>
         <w:t xml:space="preserve">.</w:t>
@@ -3502,7 +3520,16 @@
         <w:t xml:space="preserve"> </w:t>
       </w:r>
       <w:r>
-        <w:t xml:space="preserve">when the observations are sorted in increasing order.</w:t>
+        <w:t xml:space="preserve">when the observations are sorted in increasing order</w:t>
+      </w:r>
+      <w:r>
+        <w:t xml:space="preserve"> </w:t>
+      </w:r>
+      <w:r>
+        <w:t xml:space="preserve">[5]</w:t>
+      </w:r>
+      <w:r>
+        <w:t xml:space="preserve">.</w:t>
       </w:r>
       <w:r>
         <w:t xml:space="preserve"> </w:t>
@@ -3841,7 +3868,7 @@
         <w:t xml:space="preserve"> </w:t>
       </w:r>
       <w:r>
-        <w:t xml:space="preserve">Wikipedia contributors (2026h)</w:t>
+        <w:t xml:space="preserve">Wikipedia contributors [5]</w:t>
       </w:r>
       <w:r>
         <w:t xml:space="preserve">.</w:t>
@@ -4050,7 +4077,16 @@
         <w:t xml:space="preserve"> </w:t>
       </w:r>
       <w:r>
-        <w:t xml:space="preserve">observations is:</w:t>
+        <w:t xml:space="preserve">observations is</w:t>
+      </w:r>
+      <w:r>
+        <w:t xml:space="preserve"> </w:t>
+      </w:r>
+      <w:r>
+        <w:t xml:space="preserve">[6]</w:t>
+      </w:r>
+      <w:r>
+        <w:t xml:space="preserve">:</w:t>
       </w:r>
     </w:p>
     <w:p>
@@ -4209,7 +4245,7 @@
         <w:t xml:space="preserve"> </w:t>
       </w:r>
       <w:r>
-        <w:t xml:space="preserve">Wikipedia contributors (2026q)</w:t>
+        <w:t xml:space="preserve">Wikipedia contributors [6]</w:t>
       </w:r>
       <w:r>
         <w:t xml:space="preserve">.</w:t>
@@ -4261,6 +4297,12 @@
           <w:t xml:space="preserve">sample variance</w:t>
         </w:r>
       </w:hyperlink>
+      <w:r>
+        <w:t xml:space="preserve"> </w:t>
+      </w:r>
+      <w:r>
+        <w:t xml:space="preserve">[7]</w:t>
+      </w:r>
       <w:r>
         <w:t xml:space="preserve">:</w:t>
       </w:r>
@@ -4330,7 +4372,7 @@
         <w:t xml:space="preserve"> </w:t>
       </w:r>
       <w:r>
-        <w:t xml:space="preserve">Wikipedia contributors (2026n)</w:t>
+        <w:t xml:space="preserve">Wikipedia contributors [7]</w:t>
       </w:r>
       <w:r>
         <w:t xml:space="preserve">.</w:t>
@@ -4658,7 +4700,16 @@
         </w:r>
       </w:hyperlink>
       <w:r>
-        <w:t xml:space="preserve">).</w:t>
+        <w:t xml:space="preserve">)</w:t>
+      </w:r>
+      <w:r>
+        <w:t xml:space="preserve"> </w:t>
+      </w:r>
+      <w:r>
+        <w:t xml:space="preserve">[8]</w:t>
+      </w:r>
+      <w:r>
+        <w:t xml:space="preserve">.</w:t>
       </w:r>
       <w:r>
         <w:t xml:space="preserve"> </w:t>
@@ -4710,7 +4761,7 @@
         <w:t xml:space="preserve"> </w:t>
       </w:r>
       <w:r>
-        <w:t xml:space="preserve">Wikipedia contributors (2026k)</w:t>
+        <w:t xml:space="preserve">Wikipedia contributors [8]</w:t>
       </w:r>
       <w:r>
         <w:t xml:space="preserve">.</w:t>
@@ -4888,6 +4939,12 @@
           <w:t xml:space="preserve">quartiles</w:t>
         </w:r>
       </w:hyperlink>
+      <w:r>
+        <w:t xml:space="preserve"> </w:t>
+      </w:r>
+      <w:r>
+        <w:t xml:space="preserve">[9]</w:t>
+      </w:r>
       <w:r>
         <w:t xml:space="preserve">:</w:t>
       </w:r>
@@ -4971,7 +5028,7 @@
         <w:t xml:space="preserve"> </w:t>
       </w:r>
       <w:r>
-        <w:t xml:space="preserve">Wikipedia contributors (2026f)</w:t>
+        <w:t xml:space="preserve">Wikipedia contributors [9]</w:t>
       </w:r>
       <w:r>
         <w:t xml:space="preserve">.</w:t>
@@ -7520,7 +7577,7 @@
         </w:numPr>
       </w:pPr>
       <w:r>
-        <w:t xml:space="preserve">Hogg et al. (2019, sec. 6.1, pp. 233–244)</w:t>
+        <w:t xml:space="preserve">Hogg et al. [10, Sec. 6.1], pp. 233–244</w:t>
       </w:r>
       <w:r>
         <w:t xml:space="preserve"> </w:t>
@@ -7538,7 +7595,7 @@
         </w:numPr>
       </w:pPr>
       <w:r>
-        <w:t xml:space="preserve">Rice (2007, secs. 10.4–10.5, pp. 392–401)</w:t>
+        <w:t xml:space="preserve">Rice [11, Secs. 10.4–10.5], pp. 392–401</w:t>
       </w:r>
       <w:r>
         <w:t xml:space="preserve"> </w:t>
@@ -7643,7 +7700,16 @@
         <w:t xml:space="preserve"> </w:t>
       </w:r>
       <w:r>
-        <w:t xml:space="preserve">whose height is the number (or proportion) of observations in that interval.</w:t>
+        <w:t xml:space="preserve">whose height is the number (or proportion) of observations in that interval</w:t>
+      </w:r>
+      <w:r>
+        <w:t xml:space="preserve"> </w:t>
+      </w:r>
+      <w:r>
+        <w:t xml:space="preserve">[12]</w:t>
+      </w:r>
+      <w:r>
+        <w:t xml:space="preserve">.</w:t>
       </w:r>
     </w:p>
     <w:p>
@@ -7657,7 +7723,7 @@
         <w:t xml:space="preserve"> </w:t>
       </w:r>
       <w:r>
-        <w:t xml:space="preserve">Wikipedia contributors (2026e)</w:t>
+        <w:t xml:space="preserve">Wikipedia contributors [12]</w:t>
       </w:r>
       <w:r>
         <w:t xml:space="preserve">.</w:t>
@@ -8151,7 +8217,16 @@
         <w:t xml:space="preserve"> </w:t>
       </w:r>
       <w:r>
-        <w:t xml:space="preserve">scaled so that the area under the curve is 1.</w:t>
+        <w:t xml:space="preserve">scaled so that the area under the curve is 1</w:t>
+      </w:r>
+      <w:r>
+        <w:t xml:space="preserve"> </w:t>
+      </w:r>
+      <w:r>
+        <w:t xml:space="preserve">[13]</w:t>
+      </w:r>
+      <w:r>
+        <w:t xml:space="preserve">.</w:t>
       </w:r>
     </w:p>
     <w:p>
@@ -8165,7 +8240,7 @@
         <w:t xml:space="preserve"> </w:t>
       </w:r>
       <w:r>
-        <w:t xml:space="preserve">Wikipedia contributors (2026g)</w:t>
+        <w:t xml:space="preserve">Wikipedia contributors [13]</w:t>
       </w:r>
       <w:r>
         <w:t xml:space="preserve">.</w:t>
@@ -8563,7 +8638,16 @@
         <w:t xml:space="preserve"> </w:t>
       </w:r>
       <w:r>
-        <w:t xml:space="preserve">of a continuous variable:</w:t>
+        <w:t xml:space="preserve">of a continuous variable</w:t>
+      </w:r>
+      <w:r>
+        <w:t xml:space="preserve"> </w:t>
+      </w:r>
+      <w:r>
+        <w:t xml:space="preserve">[14]</w:t>
+      </w:r>
+      <w:r>
+        <w:t xml:space="preserve">:</w:t>
       </w:r>
     </w:p>
     <w:p>
@@ -8712,7 +8796,7 @@
         <w:t xml:space="preserve"> </w:t>
       </w:r>
       <w:r>
-        <w:t xml:space="preserve">Wikipedia contributors (2026b)</w:t>
+        <w:t xml:space="preserve">Wikipedia contributors [14]</w:t>
       </w:r>
       <w:r>
         <w:t xml:space="preserve">.</w:t>
@@ -9204,7 +9288,16 @@
         <w:t xml:space="preserve"> </w:t>
       </w:r>
       <w:r>
-        <w:t xml:space="preserve">as one bar per category.</w:t>
+        <w:t xml:space="preserve">as one bar per category</w:t>
+      </w:r>
+      <w:r>
+        <w:t xml:space="preserve"> </w:t>
+      </w:r>
+      <w:r>
+        <w:t xml:space="preserve">[15]</w:t>
+      </w:r>
+      <w:r>
+        <w:t xml:space="preserve">.</w:t>
       </w:r>
     </w:p>
     <w:p>
@@ -9218,7 +9311,7 @@
         <w:t xml:space="preserve"> </w:t>
       </w:r>
       <w:r>
-        <w:t xml:space="preserve">Wikipedia contributors (2026a)</w:t>
+        <w:t xml:space="preserve">Wikipedia contributors [15]</w:t>
       </w:r>
       <w:r>
         <w:t xml:space="preserve">.</w:t>
@@ -9596,7 +9689,16 @@
         <w:t xml:space="preserve"> </w:t>
       </w:r>
       <w:r>
-        <w:t xml:space="preserve">against the corresponding quantiles of a standard Gaussian distribution.</w:t>
+        <w:t xml:space="preserve">against the corresponding quantiles of a standard Gaussian distribution</w:t>
+      </w:r>
+      <w:r>
+        <w:t xml:space="preserve"> </w:t>
+      </w:r>
+      <w:r>
+        <w:t xml:space="preserve">[16]</w:t>
+      </w:r>
+      <w:r>
+        <w:t xml:space="preserve">.</w:t>
       </w:r>
       <w:r>
         <w:t xml:space="preserve"> </w:t>
@@ -9622,7 +9724,7 @@
         <w:t xml:space="preserve"> </w:t>
       </w:r>
       <w:r>
-        <w:t xml:space="preserve">Wikipedia contributors (2026j)</w:t>
+        <w:t xml:space="preserve">Wikipedia contributors [16]</w:t>
       </w:r>
       <w:r>
         <w:t xml:space="preserve">.</w:t>
@@ -10019,7 +10121,7 @@
         </w:numPr>
       </w:pPr>
       <w:r>
-        <w:t xml:space="preserve">Hogg et al. (2019, sec. 6.2, pp. 245–255)</w:t>
+        <w:t xml:space="preserve">Hogg et al. [10, Sec. 6.2], pp. 245–255</w:t>
       </w:r>
       <w:r>
         <w:t xml:space="preserve"> </w:t>
@@ -10037,7 +10139,7 @@
         </w:numPr>
       </w:pPr>
       <w:r>
-        <w:t xml:space="preserve">Rice (2007, sec. 10.2.3, pp. 385–388)</w:t>
+        <w:t xml:space="preserve">Rice [11, Sec. 10.2.3], pp. 385–388</w:t>
       </w:r>
       <w:r>
         <w:t xml:space="preserve"> </w:t>
@@ -10055,7 +10157,7 @@
         </w:numPr>
       </w:pPr>
       <w:r>
-        <w:t xml:space="preserve">Rice (2007, sec. 10.3, pp. 389–391)</w:t>
+        <w:t xml:space="preserve">Rice [11, Sec. 10.3], pp. 389–391</w:t>
       </w:r>
       <w:r>
         <w:t xml:space="preserve"> </w:t>
@@ -10073,7 +10175,7 @@
         </w:numPr>
       </w:pPr>
       <w:r>
-        <w:t xml:space="preserve">Rice (2007, sec. 10.6, pp. 402–403)</w:t>
+        <w:t xml:space="preserve">Rice [11, Sec. 10.6], pp. 402–403</w:t>
       </w:r>
       <w:r>
         <w:t xml:space="preserve"> </w:t>
@@ -10146,7 +10248,16 @@
         <w:t xml:space="preserve"> </w:t>
       </w:r>
       <w:r>
-        <w:t xml:space="preserve">with one variable on each axis.</w:t>
+        <w:t xml:space="preserve">with one variable on each axis</w:t>
+      </w:r>
+      <w:r>
+        <w:t xml:space="preserve"> </w:t>
+      </w:r>
+      <w:r>
+        <w:t xml:space="preserve">[17]</w:t>
+      </w:r>
+      <w:r>
+        <w:t xml:space="preserve">.</w:t>
       </w:r>
     </w:p>
     <w:p>
@@ -10160,7 +10271,7 @@
         <w:t xml:space="preserve"> </w:t>
       </w:r>
       <w:r>
-        <w:t xml:space="preserve">Wikipedia contributors (2026l)</w:t>
+        <w:t xml:space="preserve">Wikipedia contributors [17]</w:t>
       </w:r>
       <w:r>
         <w:t xml:space="preserve">.</w:t>
@@ -10755,7 +10866,16 @@
         <w:t xml:space="preserve"> </w:t>
       </w:r>
       <w:r>
-        <w:t xml:space="preserve">is:</w:t>
+        <w:t xml:space="preserve">is</w:t>
+      </w:r>
+      <w:r>
+        <w:t xml:space="preserve"> </w:t>
+      </w:r>
+      <w:r>
+        <w:t xml:space="preserve">[18]</w:t>
+      </w:r>
+      <w:r>
+        <w:t xml:space="preserve">:</w:t>
       </w:r>
     </w:p>
     <w:p>
@@ -11107,7 +11227,7 @@
         <w:t xml:space="preserve"> </w:t>
       </w:r>
       <w:r>
-        <w:t xml:space="preserve">Wikipedia contributors (2026i)</w:t>
+        <w:t xml:space="preserve">Wikipedia contributors [18]</w:t>
       </w:r>
       <w:r>
         <w:t xml:space="preserve">.</w:t>
@@ -12916,7 +13036,7 @@
         <w:pStyle w:val="BodyText"/>
       </w:pPr>
       <w:r>
-        <w:t xml:space="preserve">Rice (2007, sec. 10.7, pp. 404–406)</w:t>
+        <w:t xml:space="preserve">Rice [11, Sec. 10.7], pp. 404–406</w:t>
       </w:r>
       <w:r>
         <w:t xml:space="preserve"> </w:t>
@@ -14765,7 +14885,16 @@
         <w:t xml:space="preserve"> </w:t>
       </w:r>
       <w:r>
-        <w:t xml:space="preserve">the joint frequencies of two categorical variables:</w:t>
+        <w:t xml:space="preserve">the joint frequencies of two categorical variables</w:t>
+      </w:r>
+      <w:r>
+        <w:t xml:space="preserve"> </w:t>
+      </w:r>
+      <w:r>
+        <w:t xml:space="preserve">[19]</w:t>
+      </w:r>
+      <w:r>
+        <w:t xml:space="preserve">:</w:t>
       </w:r>
       <w:r>
         <w:t xml:space="preserve"> </w:t>
@@ -15154,7 +15283,7 @@
         <w:t xml:space="preserve"> </w:t>
       </w:r>
       <w:r>
-        <w:t xml:space="preserve">Wikipedia contributors (2026c)</w:t>
+        <w:t xml:space="preserve">Wikipedia contributors [19]</w:t>
       </w:r>
       <w:r>
         <w:t xml:space="preserve">.</w:t>
@@ -18275,6 +18404,12 @@
       </w:r>
       <w:r>
         <w:t xml:space="preserve">is</w:t>
+      </w:r>
+      <w:r>
+        <w:t xml:space="preserve"> </w:t>
+      </w:r>
+      <w:r>
+        <w:t xml:space="preserve">[20]</w:t>
       </w:r>
     </w:p>
     <w:p>
@@ -18371,7 +18506,7 @@
         <w:t xml:space="preserve"> </w:t>
       </w:r>
       <w:r>
-        <w:t xml:space="preserve">Wikipedia contributors (2026o)</w:t>
+        <w:t xml:space="preserve">Wikipedia contributors [20]</w:t>
       </w:r>
       <w:r>
         <w:t xml:space="preserve">.</w:t>
@@ -18394,7 +18529,7 @@
         <w:t xml:space="preserve"> (Source: Standardization). </w:t>
       </w:r>
       <w:r>
-        <w:t xml:space="preserve">James et al. (2021, sec. 4.7.6, p. 183)</w:t>
+        <w:t xml:space="preserve">James et al. [21, Sec. 4.7.6], p. 183</w:t>
       </w:r>
       <w:r>
         <w:t xml:space="preserve">.</w:t>
@@ -18403,7 +18538,7 @@
         <w:t xml:space="preserve"> </w:t>
       </w:r>
       <w:r>
-        <w:t xml:space="preserve">Géron (2017, ch. 2)</w:t>
+        <w:t xml:space="preserve">Géron [22, Ch. 2]</w:t>
       </w:r>
       <w:r>
         <w:t xml:space="preserve"> </w:t>
@@ -18421,7 +18556,7 @@
         <w:t xml:space="preserve"> </w:t>
       </w:r>
       <w:r>
-        <w:t xml:space="preserve">James et al. (2021)</w:t>
+        <w:t xml:space="preserve">James et al. [21]</w:t>
       </w:r>
       <w:r>
         <w:t xml:space="preserve">.</w:t>
@@ -19396,7 +19531,7 @@
         <w:t xml:space="preserve"> </w:t>
       </w:r>
       <w:r>
-        <w:t xml:space="preserve">James et al. (2021, sec. 4.7.6, p. 183)</w:t>
+        <w:t xml:space="preserve">James et al. [21, Sec. 4.7.6], p. 183</w:t>
       </w:r>
       <w:r>
         <w:t xml:space="preserve">;</w:t>
@@ -19879,6 +20014,12 @@
       </w:r>
       <w:r>
         <w:t xml:space="preserve">is</w:t>
+      </w:r>
+      <w:r>
+        <w:t xml:space="preserve"> </w:t>
+      </w:r>
+      <w:r>
+        <w:t xml:space="preserve">[23]</w:t>
       </w:r>
     </w:p>
     <w:p>
@@ -19982,7 +20123,7 @@
         <w:t xml:space="preserve"> </w:t>
       </w:r>
       <w:r>
-        <w:t xml:space="preserve">Géron (2017, ch. 2)</w:t>
+        <w:t xml:space="preserve">Géron [22, Ch. 2]</w:t>
       </w:r>
       <w:r>
         <w:t xml:space="preserve">;</w:t>
@@ -19991,7 +20132,7 @@
         <w:t xml:space="preserve"> </w:t>
       </w:r>
       <w:r>
-        <w:t xml:space="preserve">Wikipedia contributors (2026d)</w:t>
+        <w:t xml:space="preserve">Wikipedia contributors [23]</w:t>
       </w:r>
       <w:r>
         <w:t xml:space="preserve">.</w:t>
@@ -20192,16 +20333,13 @@
         <w:t xml:space="preserve"> </w:t>
       </w:r>
       <w:r>
-        <w:t xml:space="preserve">(Géron 2017, chap. 2,</w:t>
+        <w:t xml:space="preserve">[22, Ch. 2],</w:t>
       </w:r>
       <w:r>
         <w:t xml:space="preserve"> </w:t>
       </w:r>
       <w:r>
         <w:t xml:space="preserve">“Feature Scaling”</w:t>
-      </w:r>
-      <w:r>
-        <w:t xml:space="preserve">)</w:t>
       </w:r>
       <w:r>
         <w:t xml:space="preserve">.</w:t>
@@ -21864,322 +22002,32 @@
       </w:tr>
     </w:tbl>
     <w:bookmarkEnd w:id="134"/>
-    <w:bookmarkStart w:id="135" w:name="further-reading"/>
+    <w:bookmarkStart w:id="179" w:name="references"/>
     <w:p>
       <w:pPr>
         <w:pStyle w:val="Heading2"/>
       </w:pPr>
       <w:r>
-        <w:t xml:space="preserve">Further reading</w:t>
+        <w:t xml:space="preserve">References</w:t>
       </w:r>
     </w:p>
+    <w:bookmarkStart w:id="178" w:name="refs"/>
+    <w:bookmarkStart w:id="136" w:name="ref-vittinghoff2e"/>
     <w:p>
       <w:pPr>
-        <w:numPr>
-          <w:ilvl w:val="0"/>
-          <w:numId w:val="1013"/>
-        </w:numPr>
-      </w:pPr>
-      <w:r>
-        <w:t xml:space="preserve">Wikipedia contributors (2026e)</w:t>
-      </w:r>
-      <w:r>
-        <w:t xml:space="preserve"> </w:t>
-      </w:r>
-      <w:r>
-        <w:t xml:space="preserve">— histograms and the choice of bins</w:t>
-      </w:r>
-    </w:p>
-    <w:p>
-      <w:pPr>
-        <w:numPr>
-          <w:ilvl w:val="0"/>
-          <w:numId w:val="1013"/>
-        </w:numPr>
-      </w:pPr>
-      <w:r>
-        <w:t xml:space="preserve">Wikipedia contributors (2026b)</w:t>
-      </w:r>
-      <w:r>
-        <w:t xml:space="preserve"> </w:t>
-      </w:r>
-      <w:r>
-        <w:t xml:space="preserve">— box plots and their variants</w:t>
-      </w:r>
-    </w:p>
-    <w:p>
-      <w:pPr>
-        <w:numPr>
-          <w:ilvl w:val="0"/>
-          <w:numId w:val="1013"/>
-        </w:numPr>
-      </w:pPr>
-      <w:r>
-        <w:t xml:space="preserve">Wikipedia contributors (2026l)</w:t>
-      </w:r>
-      <w:r>
-        <w:t xml:space="preserve"> </w:t>
-      </w:r>
-      <w:r>
-        <w:t xml:space="preserve">— scatter plots and their uses</w:t>
-      </w:r>
-    </w:p>
-    <w:p>
-      <w:pPr>
-        <w:numPr>
-          <w:ilvl w:val="0"/>
-          <w:numId w:val="1013"/>
-        </w:numPr>
-      </w:pPr>
-      <w:r>
-        <w:t xml:space="preserve">Wikipedia contributors (2026j)</w:t>
-      </w:r>
-      <w:r>
-        <w:t xml:space="preserve"> </w:t>
-      </w:r>
-      <w:r>
-        <w:t xml:space="preserve">— quantile-quantile plots</w:t>
-      </w:r>
-    </w:p>
-    <w:p>
-      <w:pPr>
-        <w:numPr>
-          <w:ilvl w:val="0"/>
-          <w:numId w:val="1013"/>
-        </w:numPr>
-      </w:pPr>
-      <w:r>
-        <w:t xml:space="preserve">Wikipedia contributors (2026k)</w:t>
-      </w:r>
-      <w:r>
-        <w:t xml:space="preserve"> </w:t>
-      </w:r>
-      <w:r>
-        <w:t xml:space="preserve">— quartiles and how to compute them</w:t>
-      </w:r>
-    </w:p>
-    <w:p>
-      <w:pPr>
-        <w:numPr>
-          <w:ilvl w:val="0"/>
-          <w:numId w:val="1013"/>
-        </w:numPr>
-      </w:pPr>
-      <w:r>
-        <w:t xml:space="preserve">Wikipedia contributors (2026o)</w:t>
-      </w:r>
-      <w:r>
-        <w:t xml:space="preserve"> </w:t>
-      </w:r>
-      <w:r>
-        <w:t xml:space="preserve">— z-scores and standardization</w:t>
-      </w:r>
-    </w:p>
-    <w:p>
-      <w:pPr>
-        <w:numPr>
-          <w:ilvl w:val="0"/>
-          <w:numId w:val="1013"/>
-        </w:numPr>
-      </w:pPr>
-      <w:r>
-        <w:t xml:space="preserve">Wikipedia contributors (2026a)</w:t>
-      </w:r>
-      <w:r>
-        <w:t xml:space="preserve"> </w:t>
-      </w:r>
-      <w:r>
-        <w:t xml:space="preserve">— the Wikipedia article on bar chart</w:t>
-      </w:r>
-    </w:p>
-    <w:p>
-      <w:pPr>
-        <w:numPr>
-          <w:ilvl w:val="0"/>
-          <w:numId w:val="1013"/>
-        </w:numPr>
-      </w:pPr>
-      <w:r>
-        <w:t xml:space="preserve">Wikipedia contributors (2026c)</w:t>
-      </w:r>
-      <w:r>
-        <w:t xml:space="preserve"> </w:t>
-      </w:r>
-      <w:r>
-        <w:t xml:space="preserve">— the Wikipedia article on contingency table</w:t>
-      </w:r>
-    </w:p>
-    <w:p>
-      <w:pPr>
-        <w:numPr>
-          <w:ilvl w:val="0"/>
-          <w:numId w:val="1013"/>
-        </w:numPr>
-      </w:pPr>
-      <w:r>
-        <w:t xml:space="preserve">Wikipedia contributors (2026d)</w:t>
-      </w:r>
-      <w:r>
-        <w:t xml:space="preserve"> </w:t>
-      </w:r>
-      <w:r>
-        <w:t xml:space="preserve">— the Wikipedia article on feature scaling</w:t>
-      </w:r>
-    </w:p>
-    <w:p>
-      <w:pPr>
-        <w:numPr>
-          <w:ilvl w:val="0"/>
-          <w:numId w:val="1013"/>
-        </w:numPr>
-      </w:pPr>
-      <w:r>
-        <w:t xml:space="preserve">Wikipedia contributors (2026f)</w:t>
-      </w:r>
-      <w:r>
-        <w:t xml:space="preserve"> </w:t>
-      </w:r>
-      <w:r>
-        <w:t xml:space="preserve">— the Wikipedia article on interquartile range</w:t>
-      </w:r>
-    </w:p>
-    <w:p>
-      <w:pPr>
-        <w:numPr>
-          <w:ilvl w:val="0"/>
-          <w:numId w:val="1013"/>
-        </w:numPr>
-      </w:pPr>
-      <w:r>
-        <w:t xml:space="preserve">Wikipedia contributors (2026g)</w:t>
-      </w:r>
-      <w:r>
-        <w:t xml:space="preserve"> </w:t>
-      </w:r>
-      <w:r>
-        <w:t xml:space="preserve">— the Wikipedia article on kernel density estimation</w:t>
-      </w:r>
-    </w:p>
-    <w:p>
-      <w:pPr>
-        <w:numPr>
-          <w:ilvl w:val="0"/>
-          <w:numId w:val="1013"/>
-        </w:numPr>
-      </w:pPr>
-      <w:r>
-        <w:t xml:space="preserve">Wikipedia contributors (2026h)</w:t>
-      </w:r>
-      <w:r>
-        <w:t xml:space="preserve"> </w:t>
-      </w:r>
-      <w:r>
-        <w:t xml:space="preserve">— the Wikipedia article on median</w:t>
-      </w:r>
-    </w:p>
-    <w:p>
-      <w:pPr>
-        <w:numPr>
-          <w:ilvl w:val="0"/>
-          <w:numId w:val="1013"/>
-        </w:numPr>
-      </w:pPr>
-      <w:r>
-        <w:t xml:space="preserve">Wikipedia contributors (2026i)</w:t>
-      </w:r>
-      <w:r>
-        <w:t xml:space="preserve"> </w:t>
-      </w:r>
-      <w:r>
-        <w:t xml:space="preserve">— the Wikipedia article on pearson correlation coefficient</w:t>
-      </w:r>
-    </w:p>
-    <w:p>
-      <w:pPr>
-        <w:numPr>
-          <w:ilvl w:val="0"/>
-          <w:numId w:val="1013"/>
-        </w:numPr>
-      </w:pPr>
-      <w:r>
-        <w:t xml:space="preserve">Wikipedia contributors (2026m)</w:t>
-      </w:r>
-      <w:r>
-        <w:t xml:space="preserve"> </w:t>
-      </w:r>
-      <w:r>
-        <w:t xml:space="preserve">— the Wikipedia article on simple random sample</w:t>
-      </w:r>
-    </w:p>
-    <w:p>
-      <w:pPr>
-        <w:numPr>
-          <w:ilvl w:val="0"/>
-          <w:numId w:val="1013"/>
-        </w:numPr>
-      </w:pPr>
-      <w:r>
-        <w:t xml:space="preserve">Wikipedia contributors (2026n)</w:t>
-      </w:r>
-      <w:r>
-        <w:t xml:space="preserve"> </w:t>
-      </w:r>
-      <w:r>
-        <w:t xml:space="preserve">— the Wikipedia article on standard deviation</w:t>
-      </w:r>
-    </w:p>
-    <w:p>
-      <w:pPr>
-        <w:numPr>
-          <w:ilvl w:val="0"/>
-          <w:numId w:val="1013"/>
-        </w:numPr>
-      </w:pPr>
-      <w:r>
-        <w:t xml:space="preserve">Wikipedia contributors (2026p)</w:t>
-      </w:r>
-      <w:r>
-        <w:t xml:space="preserve"> </w:t>
-      </w:r>
-      <w:r>
-        <w:t xml:space="preserve">— the Wikipedia article on statistical population</w:t>
-      </w:r>
-    </w:p>
-    <w:p>
-      <w:pPr>
-        <w:numPr>
-          <w:ilvl w:val="0"/>
-          <w:numId w:val="1013"/>
-        </w:numPr>
-      </w:pPr>
-      <w:r>
-        <w:t xml:space="preserve">Wikipedia contributors (2026q)</w:t>
-      </w:r>
-      <w:r>
-        <w:t xml:space="preserve"> </w:t>
-      </w:r>
-      <w:r>
-        <w:t xml:space="preserve">— the Wikipedia article on variance</w:t>
-      </w:r>
-    </w:p>
-    <w:bookmarkEnd w:id="135"/>
-    <w:bookmarkStart w:id="180" w:name="references"/>
-    <w:p>
-      <w:pPr>
-        <w:pStyle w:val="Heading2"/>
-      </w:pPr>
-      <w:r>
-        <w:t xml:space="preserve">References</w:t>
-      </w:r>
-    </w:p>
-    <w:bookmarkStart w:id="179" w:name="refs"/>
-    <w:bookmarkStart w:id="136" w:name="ref-geron2017hands"/>
-    <w:p>
-      <w:pPr>
         <w:pStyle w:val="Bibliography"/>
       </w:pPr>
       <w:r>
-        <w:t xml:space="preserve">Géron, Aurélien. 2017.</w:t>
+        <w:t xml:space="preserve">[1]</w:t>
+      </w:r>
+      <w:r>
+        <w:t xml:space="preserve"> </w:t>
+      </w:r>
+      <w:r>
+        <w:t xml:space="preserve">	</w:t>
+      </w:r>
+      <w:r>
+        <w:t xml:space="preserve">E. Vittinghoff, D. V. Glidden, S. C. Shiboski, and C. E. McCulloch,</w:t>
       </w:r>
       <w:r>
         <w:t xml:space="preserve"> </w:t>
@@ -22189,136 +22037,58 @@
           <w:i/>
           <w:iCs/>
         </w:rPr>
-        <w:t xml:space="preserve">Hands-on Machine Learning with</w:t>
-      </w:r>
-      <w:r>
-        <w:rPr>
-          <w:i/>
-          <w:iCs/>
-        </w:rPr>
-        <w:t xml:space="preserve"> </w:t>
-      </w:r>
-      <w:r>
-        <w:rPr>
-          <w:i/>
-          <w:iCs/>
-        </w:rPr>
-        <w:t xml:space="preserve">Scikit-Learn</w:t>
-      </w:r>
-      <w:r>
-        <w:rPr>
-          <w:i/>
-          <w:iCs/>
-        </w:rPr>
-        <w:t xml:space="preserve"> </w:t>
-      </w:r>
-      <w:r>
-        <w:rPr>
-          <w:i/>
-          <w:iCs/>
-        </w:rPr>
-        <w:t xml:space="preserve">and</w:t>
-      </w:r>
-      <w:r>
-        <w:rPr>
-          <w:i/>
-          <w:iCs/>
-        </w:rPr>
-        <w:t xml:space="preserve"> </w:t>
-      </w:r>
-      <w:r>
-        <w:rPr>
-          <w:i/>
-          <w:iCs/>
-        </w:rPr>
-        <w:t xml:space="preserve">TensorFlow</w:t>
-      </w:r>
-      <w:r>
-        <w:t xml:space="preserve">. 1st ed. O’Reilly Media.</w:t>
-      </w:r>
-    </w:p>
-    <w:bookmarkEnd w:id="136"/>
-    <w:bookmarkStart w:id="137" w:name="ref-hoggtanis2015"/>
-    <w:p>
-      <w:pPr>
-        <w:pStyle w:val="Bibliography"/>
-      </w:pPr>
-      <w:r>
-        <w:t xml:space="preserve">Hogg, Robert V., Elliot A. Tanis, and Dale L. Zimmerman. 2019.</w:t>
-      </w:r>
-      <w:r>
-        <w:t xml:space="preserve"> </w:t>
-      </w:r>
-      <w:r>
-        <w:rPr>
-          <w:i/>
-          <w:iCs/>
-        </w:rPr>
-        <w:t xml:space="preserve">Probability and Statistical Inference</w:t>
-      </w:r>
-      <w:r>
-        <w:t xml:space="preserve">. Tenth edition. Pearson.</w:t>
-      </w:r>
-    </w:p>
-    <w:bookmarkEnd w:id="137"/>
-    <w:bookmarkStart w:id="139" w:name="ref-james2021islr2e"/>
-    <w:p>
-      <w:pPr>
-        <w:pStyle w:val="Bibliography"/>
-      </w:pPr>
-      <w:r>
-        <w:t xml:space="preserve">James, Gareth, Daniela Witten, Trevor Hastie, and Robert Tibshirani. 2021.</w:t>
-      </w:r>
-      <w:r>
-        <w:t xml:space="preserve"> </w:t>
-      </w:r>
-      <w:r>
-        <w:rPr>
-          <w:i/>
-          <w:iCs/>
-        </w:rPr>
-        <w:t xml:space="preserve">An Introduction to Statistical Learning: With Applications in</w:t>
-      </w:r>
-      <w:r>
-        <w:rPr>
-          <w:i/>
-          <w:iCs/>
-        </w:rPr>
-        <w:t xml:space="preserve"> </w:t>
-      </w:r>
-      <w:r>
-        <w:rPr>
-          <w:i/>
-          <w:iCs/>
-        </w:rPr>
-        <w:t xml:space="preserve">R</w:t>
-      </w:r>
-      <w:r>
-        <w:t xml:space="preserve">. 2nd ed. Springer.</w:t>
-      </w:r>
-      <w:r>
-        <w:t xml:space="preserve"> </w:t>
-      </w:r>
-      <w:hyperlink r:id="rId138">
+        <w:t xml:space="preserve">Regression methods in biostatistics: Linear, logistic, survival, and repeated measures models</w:t>
+      </w:r>
+      <w:r>
+        <w:t xml:space="preserve">, 2nd ed. Springer, 2012. doi:</w:t>
+      </w:r>
+      <w:r>
+        <w:t xml:space="preserve"> </w:t>
+      </w:r>
+      <w:hyperlink r:id="rId135">
         <w:r>
           <w:rPr>
             <w:rStyle w:val="Hyperlink"/>
           </w:rPr>
-          <w:t xml:space="preserve">https://doi.org/10.1007/978-1-0716-1418-1</w:t>
+          <w:t xml:space="preserve">10.1007/978-1-4614-1353-0</w:t>
         </w:r>
       </w:hyperlink>
       <w:r>
         <w:t xml:space="preserve">.</w:t>
       </w:r>
     </w:p>
-    <w:bookmarkEnd w:id="139"/>
-    <w:bookmarkStart w:id="140" w:name="ref-rice2007mathematical"/>
+    <w:bookmarkEnd w:id="136"/>
+    <w:bookmarkStart w:id="138" w:name="ref-rosenman1975coronary"/>
     <w:p>
       <w:pPr>
         <w:pStyle w:val="Bibliography"/>
       </w:pPr>
       <w:r>
-        <w:t xml:space="preserve">Rice, John A. 2007.</w:t>
+        <w:t xml:space="preserve">[2]</w:t>
+      </w:r>
+      <w:r>
+        <w:t xml:space="preserve"> </w:t>
+      </w:r>
+      <w:r>
+        <w:t xml:space="preserve">	</w:t>
+      </w:r>
+      <w:r>
+        <w:t xml:space="preserve">R. H. Rosenman, R. J. Brand, C. D. Jenkins, M. Friedman, R. Straus, and M. Wurm,</w:t>
+      </w:r>
+      <w:r>
+        <w:t xml:space="preserve"> </w:t>
+      </w:r>
+      <w:r>
+        <w:t xml:space="preserve">“Coronary heart disease in the</w:t>
+      </w:r>
+      <w:r>
+        <w:t xml:space="preserve"> </w:t>
+      </w:r>
+      <w:r>
+        <w:t xml:space="preserve">Western Collaborative Group Study</w:t>
+      </w:r>
+      <w:r>
+        <w:t xml:space="preserve">: Final follow-up experience of 8 1/2 years,”</w:t>
       </w:r>
       <w:r>
         <w:t xml:space="preserve"> </w:t>
@@ -22328,51 +22098,127 @@
           <w:i/>
           <w:iCs/>
         </w:rPr>
-        <w:t xml:space="preserve">Mathematical Statistics and Data Analysis</w:t>
-      </w:r>
-      <w:r>
-        <w:t xml:space="preserve">. 3rd ed. Cengage Learning.</w:t>
-      </w:r>
+        <w:t xml:space="preserve">JAMA</w:t>
+      </w:r>
+      <w:r>
+        <w:t xml:space="preserve">, vol. 233, no. 8, pp. 872–877, 1975, doi:</w:t>
+      </w:r>
+      <w:r>
+        <w:t xml:space="preserve"> </w:t>
+      </w:r>
+      <w:hyperlink r:id="rId137">
+        <w:r>
+          <w:rPr>
+            <w:rStyle w:val="Hyperlink"/>
+          </w:rPr>
+          <w:t xml:space="preserve">10.1001/jama.1975.03260080034016</w:t>
+        </w:r>
+      </w:hyperlink>
+      <w:r>
+        <w:t xml:space="preserve">.</w:t>
+      </w:r>
+    </w:p>
+    <w:bookmarkEnd w:id="138"/>
+    <w:bookmarkStart w:id="140" w:name="ref-wikipedia_statistical_population"/>
+    <w:p>
+      <w:pPr>
+        <w:pStyle w:val="Bibliography"/>
+      </w:pPr>
+      <w:r>
+        <w:t xml:space="preserve">[3]</w:t>
+      </w:r>
+      <w:r>
+        <w:t xml:space="preserve"> </w:t>
+      </w:r>
+      <w:r>
+        <w:t xml:space="preserve">	</w:t>
+      </w:r>
+      <w:r>
+        <w:t xml:space="preserve">Wikipedia contributors,</w:t>
+      </w:r>
+      <w:r>
+        <w:t xml:space="preserve"> </w:t>
+      </w:r>
+      <w:r>
+        <w:t xml:space="preserve">“Statistical population —</w:t>
+      </w:r>
+      <w:r>
+        <w:t xml:space="preserve"> </w:t>
+      </w:r>
+      <w:r>
+        <w:t xml:space="preserve">Wikipedia</w:t>
+      </w:r>
+      <w:r>
+        <w:t xml:space="preserve">,</w:t>
+      </w:r>
+      <w:r>
+        <w:t xml:space="preserve"> </w:t>
+      </w:r>
+      <w:r>
+        <w:t xml:space="preserve">the free encyclopedia.”</w:t>
+      </w:r>
+      <w:r>
+        <w:t xml:space="preserve"> </w:t>
+      </w:r>
+      <w:r>
+        <w:t xml:space="preserve">2026. Available:</w:t>
+      </w:r>
+      <w:r>
+        <w:t xml:space="preserve"> </w:t>
+      </w:r>
+      <w:hyperlink r:id="rId139">
+        <w:r>
+          <w:rPr>
+            <w:rStyle w:val="Hyperlink"/>
+          </w:rPr>
+          <w:t xml:space="preserve">https://en.wikipedia.org/wiki/Statistical_population</w:t>
+        </w:r>
+      </w:hyperlink>
     </w:p>
     <w:bookmarkEnd w:id="140"/>
-    <w:bookmarkStart w:id="142" w:name="ref-rosenman1975coronary"/>
+    <w:bookmarkStart w:id="142" w:name="ref-wikipedia_simple_random_sample"/>
     <w:p>
       <w:pPr>
         <w:pStyle w:val="Bibliography"/>
       </w:pPr>
       <w:r>
-        <w:t xml:space="preserve">Rosenman, Ray H, Richard J Brand, C David Jenkins, Meyer Friedman, Reuben Straus, and Moses Wurm. 1975.</w:t>
-      </w:r>
-      <w:r>
-        <w:t xml:space="preserve"> </w:t>
-      </w:r>
-      <w:r>
-        <w:t xml:space="preserve">“Coronary Heart Disease in the</w:t>
-      </w:r>
-      <w:r>
-        <w:t xml:space="preserve"> </w:t>
-      </w:r>
-      <w:r>
-        <w:t xml:space="preserve">Western Collaborative Group Study</w:t>
-      </w:r>
-      <w:r>
-        <w:t xml:space="preserve">: Final Follow-up Experience of 8 1/2 Years.”</w:t>
-      </w:r>
-      <w:r>
-        <w:t xml:space="preserve"> </w:t>
-      </w:r>
-      <w:r>
-        <w:rPr>
-          <w:i/>
-          <w:iCs/>
-        </w:rPr>
-        <w:t xml:space="preserve">JAMA</w:t>
-      </w:r>
-      <w:r>
-        <w:t xml:space="preserve"> </w:t>
-      </w:r>
-      <w:r>
-        <w:t xml:space="preserve">233 (8): 872–77.</w:t>
+        <w:t xml:space="preserve">[4]</w:t>
+      </w:r>
+      <w:r>
+        <w:t xml:space="preserve"> </w:t>
+      </w:r>
+      <w:r>
+        <w:t xml:space="preserve">	</w:t>
+      </w:r>
+      <w:r>
+        <w:t xml:space="preserve">Wikipedia contributors,</w:t>
+      </w:r>
+      <w:r>
+        <w:t xml:space="preserve"> </w:t>
+      </w:r>
+      <w:r>
+        <w:t xml:space="preserve">“Simple random sample —</w:t>
+      </w:r>
+      <w:r>
+        <w:t xml:space="preserve"> </w:t>
+      </w:r>
+      <w:r>
+        <w:t xml:space="preserve">Wikipedia</w:t>
+      </w:r>
+      <w:r>
+        <w:t xml:space="preserve">,</w:t>
+      </w:r>
+      <w:r>
+        <w:t xml:space="preserve"> </w:t>
+      </w:r>
+      <w:r>
+        <w:t xml:space="preserve">the free encyclopedia.”</w:t>
+      </w:r>
+      <w:r>
+        <w:t xml:space="preserve"> </w:t>
+      </w:r>
+      <w:r>
+        <w:t xml:space="preserve">2026. Available:</w:t>
       </w:r>
       <w:r>
         <w:t xml:space="preserve"> </w:t>
@@ -22382,34 +22228,54 @@
           <w:rPr>
             <w:rStyle w:val="Hyperlink"/>
           </w:rPr>
-          <w:t xml:space="preserve">https://doi.org/10.1001/jama.1975.03260080034016</w:t>
+          <w:t xml:space="preserve">https://en.wikipedia.org/wiki/Simple_random_sample</w:t>
         </w:r>
       </w:hyperlink>
-      <w:r>
-        <w:t xml:space="preserve">.</w:t>
-      </w:r>
     </w:p>
     <w:bookmarkEnd w:id="142"/>
-    <w:bookmarkStart w:id="144" w:name="ref-vittinghoff2e"/>
+    <w:bookmarkStart w:id="144" w:name="ref-wikipedia_median"/>
     <w:p>
       <w:pPr>
         <w:pStyle w:val="Bibliography"/>
       </w:pPr>
       <w:r>
-        <w:t xml:space="preserve">Vittinghoff, Eric, David V Glidden, Stephen C Shiboski, and Charles E McCulloch. 2012.</w:t>
-      </w:r>
-      <w:r>
-        <w:t xml:space="preserve"> </w:t>
-      </w:r>
-      <w:r>
-        <w:rPr>
-          <w:i/>
-          <w:iCs/>
-        </w:rPr>
-        <w:t xml:space="preserve">Regression Methods in Biostatistics: Linear, Logistic, Survival, and Repeated Measures Models</w:t>
-      </w:r>
-      <w:r>
-        <w:t xml:space="preserve">. 2nd ed. Springer.</w:t>
+        <w:t xml:space="preserve">[5]</w:t>
+      </w:r>
+      <w:r>
+        <w:t xml:space="preserve"> </w:t>
+      </w:r>
+      <w:r>
+        <w:t xml:space="preserve">	</w:t>
+      </w:r>
+      <w:r>
+        <w:t xml:space="preserve">Wikipedia contributors,</w:t>
+      </w:r>
+      <w:r>
+        <w:t xml:space="preserve"> </w:t>
+      </w:r>
+      <w:r>
+        <w:t xml:space="preserve">“Median —</w:t>
+      </w:r>
+      <w:r>
+        <w:t xml:space="preserve"> </w:t>
+      </w:r>
+      <w:r>
+        <w:t xml:space="preserve">Wikipedia</w:t>
+      </w:r>
+      <w:r>
+        <w:t xml:space="preserve">,</w:t>
+      </w:r>
+      <w:r>
+        <w:t xml:space="preserve"> </w:t>
+      </w:r>
+      <w:r>
+        <w:t xml:space="preserve">the free encyclopedia.”</w:t>
+      </w:r>
+      <w:r>
+        <w:t xml:space="preserve"> </w:t>
+      </w:r>
+      <w:r>
+        <w:t xml:space="preserve">2026. Available:</w:t>
       </w:r>
       <w:r>
         <w:t xml:space="preserve"> </w:t>
@@ -22419,69 +22285,54 @@
           <w:rPr>
             <w:rStyle w:val="Hyperlink"/>
           </w:rPr>
-          <w:t xml:space="preserve">https://doi.org/10.1007/978-1-4614-1353-0</w:t>
+          <w:t xml:space="preserve">https://en.wikipedia.org/wiki/Median</w:t>
         </w:r>
       </w:hyperlink>
-      <w:r>
-        <w:t xml:space="preserve">.</w:t>
-      </w:r>
     </w:p>
     <w:bookmarkEnd w:id="144"/>
-    <w:bookmarkStart w:id="146" w:name="ref-wikipedia_bar_chart"/>
+    <w:bookmarkStart w:id="146" w:name="ref-wikipedia_variance"/>
     <w:p>
       <w:pPr>
         <w:pStyle w:val="Bibliography"/>
       </w:pPr>
       <w:r>
-        <w:t xml:space="preserve">Wikipedia contributors. 2026a.</w:t>
-      </w:r>
-      <w:r>
-        <w:t xml:space="preserve"> </w:t>
-      </w:r>
-      <w:r>
-        <w:rPr>
-          <w:i/>
-          <w:iCs/>
-        </w:rPr>
-        <w:t xml:space="preserve">Bar Chart —</w:t>
-      </w:r>
-      <w:r>
-        <w:rPr>
-          <w:i/>
-          <w:iCs/>
-        </w:rPr>
-        <w:t xml:space="preserve"> </w:t>
-      </w:r>
-      <w:r>
-        <w:rPr>
-          <w:i/>
-          <w:iCs/>
-        </w:rPr>
+        <w:t xml:space="preserve">[6]</w:t>
+      </w:r>
+      <w:r>
+        <w:t xml:space="preserve"> </w:t>
+      </w:r>
+      <w:r>
+        <w:t xml:space="preserve">	</w:t>
+      </w:r>
+      <w:r>
+        <w:t xml:space="preserve">Wikipedia contributors,</w:t>
+      </w:r>
+      <w:r>
+        <w:t xml:space="preserve"> </w:t>
+      </w:r>
+      <w:r>
+        <w:t xml:space="preserve">“Variance —</w:t>
+      </w:r>
+      <w:r>
+        <w:t xml:space="preserve"> </w:t>
+      </w:r>
+      <w:r>
         <w:t xml:space="preserve">Wikipedia</w:t>
       </w:r>
       <w:r>
-        <w:rPr>
-          <w:i/>
-          <w:iCs/>
-        </w:rPr>
         <w:t xml:space="preserve">,</w:t>
       </w:r>
       <w:r>
-        <w:rPr>
-          <w:i/>
-          <w:iCs/>
-        </w:rPr>
-        <w:t xml:space="preserve"> </w:t>
-      </w:r>
-      <w:r>
-        <w:rPr>
-          <w:i/>
-          <w:iCs/>
-        </w:rPr>
-        <w:t xml:space="preserve">the Free Encyclopedia</w:t>
-      </w:r>
-      <w:r>
-        <w:t xml:space="preserve">.</w:t>
+        <w:t xml:space="preserve"> </w:t>
+      </w:r>
+      <w:r>
+        <w:t xml:space="preserve">the free encyclopedia.”</w:t>
+      </w:r>
+      <w:r>
+        <w:t xml:space="preserve"> </w:t>
+      </w:r>
+      <w:r>
+        <w:t xml:space="preserve">2026. Available:</w:t>
       </w:r>
       <w:r>
         <w:t xml:space="preserve"> </w:t>
@@ -22491,69 +22342,54 @@
           <w:rPr>
             <w:rStyle w:val="Hyperlink"/>
           </w:rPr>
-          <w:t xml:space="preserve">https://en.wikipedia.org/wiki/Bar_chart</w:t>
+          <w:t xml:space="preserve">https://en.wikipedia.org/wiki/Variance</w:t>
         </w:r>
       </w:hyperlink>
-      <w:r>
-        <w:t xml:space="preserve">.</w:t>
-      </w:r>
     </w:p>
     <w:bookmarkEnd w:id="146"/>
-    <w:bookmarkStart w:id="148" w:name="ref-wikipedia_box_plot"/>
+    <w:bookmarkStart w:id="148" w:name="ref-wikipedia_standard_deviation"/>
     <w:p>
       <w:pPr>
         <w:pStyle w:val="Bibliography"/>
       </w:pPr>
       <w:r>
-        <w:t xml:space="preserve">Wikipedia contributors. 2026b.</w:t>
-      </w:r>
-      <w:r>
-        <w:t xml:space="preserve"> </w:t>
-      </w:r>
-      <w:r>
-        <w:rPr>
-          <w:i/>
-          <w:iCs/>
-        </w:rPr>
-        <w:t xml:space="preserve">Box Plot —</w:t>
-      </w:r>
-      <w:r>
-        <w:rPr>
-          <w:i/>
-          <w:iCs/>
-        </w:rPr>
-        <w:t xml:space="preserve"> </w:t>
-      </w:r>
-      <w:r>
-        <w:rPr>
-          <w:i/>
-          <w:iCs/>
-        </w:rPr>
+        <w:t xml:space="preserve">[7]</w:t>
+      </w:r>
+      <w:r>
+        <w:t xml:space="preserve"> </w:t>
+      </w:r>
+      <w:r>
+        <w:t xml:space="preserve">	</w:t>
+      </w:r>
+      <w:r>
+        <w:t xml:space="preserve">Wikipedia contributors,</w:t>
+      </w:r>
+      <w:r>
+        <w:t xml:space="preserve"> </w:t>
+      </w:r>
+      <w:r>
+        <w:t xml:space="preserve">“Standard deviation —</w:t>
+      </w:r>
+      <w:r>
+        <w:t xml:space="preserve"> </w:t>
+      </w:r>
+      <w:r>
         <w:t xml:space="preserve">Wikipedia</w:t>
       </w:r>
       <w:r>
-        <w:rPr>
-          <w:i/>
-          <w:iCs/>
-        </w:rPr>
         <w:t xml:space="preserve">,</w:t>
       </w:r>
       <w:r>
-        <w:rPr>
-          <w:i/>
-          <w:iCs/>
-        </w:rPr>
-        <w:t xml:space="preserve"> </w:t>
-      </w:r>
-      <w:r>
-        <w:rPr>
-          <w:i/>
-          <w:iCs/>
-        </w:rPr>
-        <w:t xml:space="preserve">the Free Encyclopedia</w:t>
-      </w:r>
-      <w:r>
-        <w:t xml:space="preserve">.</w:t>
+        <w:t xml:space="preserve"> </w:t>
+      </w:r>
+      <w:r>
+        <w:t xml:space="preserve">the free encyclopedia.”</w:t>
+      </w:r>
+      <w:r>
+        <w:t xml:space="preserve"> </w:t>
+      </w:r>
+      <w:r>
+        <w:t xml:space="preserve">2026. Available:</w:t>
       </w:r>
       <w:r>
         <w:t xml:space="preserve"> </w:t>
@@ -22563,69 +22399,54 @@
           <w:rPr>
             <w:rStyle w:val="Hyperlink"/>
           </w:rPr>
-          <w:t xml:space="preserve">https://en.wikipedia.org/wiki/Box_plot</w:t>
+          <w:t xml:space="preserve">https://en.wikipedia.org/wiki/Standard_deviation</w:t>
         </w:r>
       </w:hyperlink>
-      <w:r>
-        <w:t xml:space="preserve">.</w:t>
-      </w:r>
     </w:p>
     <w:bookmarkEnd w:id="148"/>
-    <w:bookmarkStart w:id="150" w:name="ref-wikipedia_contingency_table"/>
+    <w:bookmarkStart w:id="150" w:name="ref-wikipedia_quartile"/>
     <w:p>
       <w:pPr>
         <w:pStyle w:val="Bibliography"/>
       </w:pPr>
       <w:r>
-        <w:t xml:space="preserve">Wikipedia contributors. 2026c.</w:t>
-      </w:r>
-      <w:r>
-        <w:t xml:space="preserve"> </w:t>
-      </w:r>
-      <w:r>
-        <w:rPr>
-          <w:i/>
-          <w:iCs/>
-        </w:rPr>
-        <w:t xml:space="preserve">Contingency Table —</w:t>
-      </w:r>
-      <w:r>
-        <w:rPr>
-          <w:i/>
-          <w:iCs/>
-        </w:rPr>
-        <w:t xml:space="preserve"> </w:t>
-      </w:r>
-      <w:r>
-        <w:rPr>
-          <w:i/>
-          <w:iCs/>
-        </w:rPr>
+        <w:t xml:space="preserve">[8]</w:t>
+      </w:r>
+      <w:r>
+        <w:t xml:space="preserve"> </w:t>
+      </w:r>
+      <w:r>
+        <w:t xml:space="preserve">	</w:t>
+      </w:r>
+      <w:r>
+        <w:t xml:space="preserve">Wikipedia contributors,</w:t>
+      </w:r>
+      <w:r>
+        <w:t xml:space="preserve"> </w:t>
+      </w:r>
+      <w:r>
+        <w:t xml:space="preserve">“Quartile —</w:t>
+      </w:r>
+      <w:r>
+        <w:t xml:space="preserve"> </w:t>
+      </w:r>
+      <w:r>
         <w:t xml:space="preserve">Wikipedia</w:t>
       </w:r>
       <w:r>
-        <w:rPr>
-          <w:i/>
-          <w:iCs/>
-        </w:rPr>
         <w:t xml:space="preserve">,</w:t>
       </w:r>
       <w:r>
-        <w:rPr>
-          <w:i/>
-          <w:iCs/>
-        </w:rPr>
-        <w:t xml:space="preserve"> </w:t>
-      </w:r>
-      <w:r>
-        <w:rPr>
-          <w:i/>
-          <w:iCs/>
-        </w:rPr>
-        <w:t xml:space="preserve">the Free Encyclopedia</w:t>
-      </w:r>
-      <w:r>
-        <w:t xml:space="preserve">.</w:t>
+        <w:t xml:space="preserve"> </w:t>
+      </w:r>
+      <w:r>
+        <w:t xml:space="preserve">the free encyclopedia.”</w:t>
+      </w:r>
+      <w:r>
+        <w:t xml:space="preserve"> </w:t>
+      </w:r>
+      <w:r>
+        <w:t xml:space="preserve">2026. Available:</w:t>
       </w:r>
       <w:r>
         <w:t xml:space="preserve"> </w:t>
@@ -22635,69 +22456,54 @@
           <w:rPr>
             <w:rStyle w:val="Hyperlink"/>
           </w:rPr>
-          <w:t xml:space="preserve">https://en.wikipedia.org/wiki/Contingency_table</w:t>
+          <w:t xml:space="preserve">https://en.wikipedia.org/wiki/Quartile</w:t>
         </w:r>
       </w:hyperlink>
-      <w:r>
-        <w:t xml:space="preserve">.</w:t>
-      </w:r>
     </w:p>
     <w:bookmarkEnd w:id="150"/>
-    <w:bookmarkStart w:id="152" w:name="ref-wikipedia_feature_scaling"/>
+    <w:bookmarkStart w:id="152" w:name="ref-wikipedia_interquartile_range"/>
     <w:p>
       <w:pPr>
         <w:pStyle w:val="Bibliography"/>
       </w:pPr>
       <w:r>
-        <w:t xml:space="preserve">Wikipedia contributors. 2026d.</w:t>
-      </w:r>
-      <w:r>
-        <w:t xml:space="preserve"> </w:t>
-      </w:r>
-      <w:r>
-        <w:rPr>
-          <w:i/>
-          <w:iCs/>
-        </w:rPr>
-        <w:t xml:space="preserve">Feature Scaling —</w:t>
-      </w:r>
-      <w:r>
-        <w:rPr>
-          <w:i/>
-          <w:iCs/>
-        </w:rPr>
-        <w:t xml:space="preserve"> </w:t>
-      </w:r>
-      <w:r>
-        <w:rPr>
-          <w:i/>
-          <w:iCs/>
-        </w:rPr>
+        <w:t xml:space="preserve">[9]</w:t>
+      </w:r>
+      <w:r>
+        <w:t xml:space="preserve"> </w:t>
+      </w:r>
+      <w:r>
+        <w:t xml:space="preserve">	</w:t>
+      </w:r>
+      <w:r>
+        <w:t xml:space="preserve">Wikipedia contributors,</w:t>
+      </w:r>
+      <w:r>
+        <w:t xml:space="preserve"> </w:t>
+      </w:r>
+      <w:r>
+        <w:t xml:space="preserve">“Interquartile range —</w:t>
+      </w:r>
+      <w:r>
+        <w:t xml:space="preserve"> </w:t>
+      </w:r>
+      <w:r>
         <w:t xml:space="preserve">Wikipedia</w:t>
       </w:r>
       <w:r>
-        <w:rPr>
-          <w:i/>
-          <w:iCs/>
-        </w:rPr>
         <w:t xml:space="preserve">,</w:t>
       </w:r>
       <w:r>
-        <w:rPr>
-          <w:i/>
-          <w:iCs/>
-        </w:rPr>
-        <w:t xml:space="preserve"> </w:t>
-      </w:r>
-      <w:r>
-        <w:rPr>
-          <w:i/>
-          <w:iCs/>
-        </w:rPr>
-        <w:t xml:space="preserve">the Free Encyclopedia</w:t>
-      </w:r>
-      <w:r>
-        <w:t xml:space="preserve">.</w:t>
+        <w:t xml:space="preserve"> </w:t>
+      </w:r>
+      <w:r>
+        <w:t xml:space="preserve">the free encyclopedia.”</w:t>
+      </w:r>
+      <w:r>
+        <w:t xml:space="preserve"> </w:t>
+      </w:r>
+      <w:r>
+        <w:t xml:space="preserve">2026. Available:</w:t>
       </w:r>
       <w:r>
         <w:t xml:space="preserve"> </w:t>
@@ -22707,21 +22513,27 @@
           <w:rPr>
             <w:rStyle w:val="Hyperlink"/>
           </w:rPr>
-          <w:t xml:space="preserve">https://en.wikipedia.org/wiki/Feature_scaling</w:t>
+          <w:t xml:space="preserve">https://en.wikipedia.org/wiki/Interquartile_range</w:t>
         </w:r>
       </w:hyperlink>
-      <w:r>
-        <w:t xml:space="preserve">.</w:t>
-      </w:r>
     </w:p>
     <w:bookmarkEnd w:id="152"/>
-    <w:bookmarkStart w:id="154" w:name="ref-wikipedia_histogram"/>
+    <w:bookmarkStart w:id="153" w:name="ref-hoggtanis2015"/>
     <w:p>
       <w:pPr>
         <w:pStyle w:val="Bibliography"/>
       </w:pPr>
       <w:r>
-        <w:t xml:space="preserve">Wikipedia contributors. 2026e.</w:t>
+        <w:t xml:space="preserve">[10]</w:t>
+      </w:r>
+      <w:r>
+        <w:t xml:space="preserve"> </w:t>
+      </w:r>
+      <w:r>
+        <w:t xml:space="preserve">	</w:t>
+      </w:r>
+      <w:r>
+        <w:t xml:space="preserve">R. V. Hogg, E. A. Tanis, and D. L. Zimmerman,</w:t>
       </w:r>
       <w:r>
         <w:t xml:space="preserve"> </w:t>
@@ -22731,50 +22543,93 @@
           <w:i/>
           <w:iCs/>
         </w:rPr>
-        <w:t xml:space="preserve">Histogram —</w:t>
+        <w:t xml:space="preserve">Probability and statistical inference</w:t>
+      </w:r>
+      <w:r>
+        <w:t xml:space="preserve">, Tenth edition. Boston: Pearson, 2019.</w:t>
+      </w:r>
+    </w:p>
+    <w:bookmarkEnd w:id="153"/>
+    <w:bookmarkStart w:id="154" w:name="ref-rice2007mathematical"/>
+    <w:p>
+      <w:pPr>
+        <w:pStyle w:val="Bibliography"/>
+      </w:pPr>
+      <w:r>
+        <w:t xml:space="preserve">[11]</w:t>
+      </w:r>
+      <w:r>
+        <w:t xml:space="preserve"> </w:t>
+      </w:r>
+      <w:r>
+        <w:t xml:space="preserve">	</w:t>
+      </w:r>
+      <w:r>
+        <w:t xml:space="preserve">J. A. Rice,</w:t>
+      </w:r>
+      <w:r>
+        <w:t xml:space="preserve"> </w:t>
       </w:r>
       <w:r>
         <w:rPr>
           <w:i/>
           <w:iCs/>
         </w:rPr>
-        <w:t xml:space="preserve"> </w:t>
-      </w:r>
-      <w:r>
-        <w:rPr>
-          <w:i/>
-          <w:iCs/>
-        </w:rPr>
+        <w:t xml:space="preserve">Mathematical statistics and data analysis</w:t>
+      </w:r>
+      <w:r>
+        <w:t xml:space="preserve">, 3rd ed. Belmont, CA: Cengage Learning, 2007.</w:t>
+      </w:r>
+    </w:p>
+    <w:bookmarkEnd w:id="154"/>
+    <w:bookmarkStart w:id="156" w:name="ref-wikipedia_histogram"/>
+    <w:p>
+      <w:pPr>
+        <w:pStyle w:val="Bibliography"/>
+      </w:pPr>
+      <w:r>
+        <w:t xml:space="preserve">[12]</w:t>
+      </w:r>
+      <w:r>
+        <w:t xml:space="preserve"> </w:t>
+      </w:r>
+      <w:r>
+        <w:t xml:space="preserve">	</w:t>
+      </w:r>
+      <w:r>
+        <w:t xml:space="preserve">Wikipedia contributors,</w:t>
+      </w:r>
+      <w:r>
+        <w:t xml:space="preserve"> </w:t>
+      </w:r>
+      <w:r>
+        <w:t xml:space="preserve">“Histogram —</w:t>
+      </w:r>
+      <w:r>
+        <w:t xml:space="preserve"> </w:t>
+      </w:r>
+      <w:r>
         <w:t xml:space="preserve">Wikipedia</w:t>
       </w:r>
       <w:r>
-        <w:rPr>
-          <w:i/>
-          <w:iCs/>
-        </w:rPr>
         <w:t xml:space="preserve">,</w:t>
       </w:r>
       <w:r>
-        <w:rPr>
-          <w:i/>
-          <w:iCs/>
-        </w:rPr>
-        <w:t xml:space="preserve"> </w:t>
-      </w:r>
-      <w:r>
-        <w:rPr>
-          <w:i/>
-          <w:iCs/>
-        </w:rPr>
-        <w:t xml:space="preserve">the Free Encyclopedia</w:t>
-      </w:r>
-      <w:r>
-        <w:t xml:space="preserve">.</w:t>
-      </w:r>
-      <w:r>
-        <w:t xml:space="preserve"> </w:t>
-      </w:r>
-      <w:hyperlink r:id="rId153">
+        <w:t xml:space="preserve"> </w:t>
+      </w:r>
+      <w:r>
+        <w:t xml:space="preserve">the free encyclopedia.”</w:t>
+      </w:r>
+      <w:r>
+        <w:t xml:space="preserve"> </w:t>
+      </w:r>
+      <w:r>
+        <w:t xml:space="preserve">2026. Available:</w:t>
+      </w:r>
+      <w:r>
+        <w:t xml:space="preserve"> </w:t>
+      </w:r>
+      <w:hyperlink r:id="rId155">
         <w:r>
           <w:rPr>
             <w:rStyle w:val="Hyperlink"/>
@@ -22782,81 +22637,6 @@
           <w:t xml:space="preserve">https://en.wikipedia.org/wiki/Histogram</w:t>
         </w:r>
       </w:hyperlink>
-      <w:r>
-        <w:t xml:space="preserve">.</w:t>
-      </w:r>
-    </w:p>
-    <w:bookmarkEnd w:id="154"/>
-    <w:bookmarkStart w:id="156" w:name="ref-wikipedia_interquartile_range"/>
-    <w:p>
-      <w:pPr>
-        <w:pStyle w:val="Bibliography"/>
-      </w:pPr>
-      <w:r>
-        <w:t xml:space="preserve">Wikipedia contributors. 2026f.</w:t>
-      </w:r>
-      <w:r>
-        <w:t xml:space="preserve"> </w:t>
-      </w:r>
-      <w:r>
-        <w:rPr>
-          <w:i/>
-          <w:iCs/>
-        </w:rPr>
-        <w:t xml:space="preserve">Interquartile Range —</w:t>
-      </w:r>
-      <w:r>
-        <w:rPr>
-          <w:i/>
-          <w:iCs/>
-        </w:rPr>
-        <w:t xml:space="preserve"> </w:t>
-      </w:r>
-      <w:r>
-        <w:rPr>
-          <w:i/>
-          <w:iCs/>
-        </w:rPr>
-        <w:t xml:space="preserve">Wikipedia</w:t>
-      </w:r>
-      <w:r>
-        <w:rPr>
-          <w:i/>
-          <w:iCs/>
-        </w:rPr>
-        <w:t xml:space="preserve">,</w:t>
-      </w:r>
-      <w:r>
-        <w:rPr>
-          <w:i/>
-          <w:iCs/>
-        </w:rPr>
-        <w:t xml:space="preserve"> </w:t>
-      </w:r>
-      <w:r>
-        <w:rPr>
-          <w:i/>
-          <w:iCs/>
-        </w:rPr>
-        <w:t xml:space="preserve">the Free Encyclopedia</w:t>
-      </w:r>
-      <w:r>
-        <w:t xml:space="preserve">.</w:t>
-      </w:r>
-      <w:r>
-        <w:t xml:space="preserve"> </w:t>
-      </w:r>
-      <w:hyperlink r:id="rId155">
-        <w:r>
-          <w:rPr>
-            <w:rStyle w:val="Hyperlink"/>
-          </w:rPr>
-          <w:t xml:space="preserve">https://en.wikipedia.org/wiki/Interquartile_range</w:t>
-        </w:r>
-      </w:hyperlink>
-      <w:r>
-        <w:t xml:space="preserve">.</w:t>
-      </w:r>
     </w:p>
     <w:bookmarkEnd w:id="156"/>
     <w:bookmarkStart w:id="158" w:name="ref-wikipedia_kernel_density_estimation"/>
@@ -22865,55 +22645,43 @@
         <w:pStyle w:val="Bibliography"/>
       </w:pPr>
       <w:r>
-        <w:t xml:space="preserve">Wikipedia contributors. 2026g.</w:t>
-      </w:r>
-      <w:r>
-        <w:t xml:space="preserve"> </w:t>
-      </w:r>
-      <w:r>
-        <w:rPr>
-          <w:i/>
-          <w:iCs/>
-        </w:rPr>
-        <w:t xml:space="preserve">Kernel Density Estimation —</w:t>
-      </w:r>
-      <w:r>
-        <w:rPr>
-          <w:i/>
-          <w:iCs/>
-        </w:rPr>
-        <w:t xml:space="preserve"> </w:t>
-      </w:r>
-      <w:r>
-        <w:rPr>
-          <w:i/>
-          <w:iCs/>
-        </w:rPr>
+        <w:t xml:space="preserve">[13]</w:t>
+      </w:r>
+      <w:r>
+        <w:t xml:space="preserve"> </w:t>
+      </w:r>
+      <w:r>
+        <w:t xml:space="preserve">	</w:t>
+      </w:r>
+      <w:r>
+        <w:t xml:space="preserve">Wikipedia contributors,</w:t>
+      </w:r>
+      <w:r>
+        <w:t xml:space="preserve"> </w:t>
+      </w:r>
+      <w:r>
+        <w:t xml:space="preserve">“Kernel density estimation —</w:t>
+      </w:r>
+      <w:r>
+        <w:t xml:space="preserve"> </w:t>
+      </w:r>
+      <w:r>
         <w:t xml:space="preserve">Wikipedia</w:t>
       </w:r>
       <w:r>
-        <w:rPr>
-          <w:i/>
-          <w:iCs/>
-        </w:rPr>
         <w:t xml:space="preserve">,</w:t>
       </w:r>
       <w:r>
-        <w:rPr>
-          <w:i/>
-          <w:iCs/>
-        </w:rPr>
-        <w:t xml:space="preserve"> </w:t>
-      </w:r>
-      <w:r>
-        <w:rPr>
-          <w:i/>
-          <w:iCs/>
-        </w:rPr>
-        <w:t xml:space="preserve">the Free Encyclopedia</w:t>
-      </w:r>
-      <w:r>
-        <w:t xml:space="preserve">.</w:t>
+        <w:t xml:space="preserve"> </w:t>
+      </w:r>
+      <w:r>
+        <w:t xml:space="preserve">the free encyclopedia.”</w:t>
+      </w:r>
+      <w:r>
+        <w:t xml:space="preserve"> </w:t>
+      </w:r>
+      <w:r>
+        <w:t xml:space="preserve">2026. Available:</w:t>
       </w:r>
       <w:r>
         <w:t xml:space="preserve"> </w:t>
@@ -22926,66 +22694,51 @@
           <w:t xml:space="preserve">https://en.wikipedia.org/wiki/Kernel_density_estimation</w:t>
         </w:r>
       </w:hyperlink>
-      <w:r>
-        <w:t xml:space="preserve">.</w:t>
-      </w:r>
     </w:p>
     <w:bookmarkEnd w:id="158"/>
-    <w:bookmarkStart w:id="160" w:name="ref-wikipedia_median"/>
+    <w:bookmarkStart w:id="160" w:name="ref-wikipedia_box_plot"/>
     <w:p>
       <w:pPr>
         <w:pStyle w:val="Bibliography"/>
       </w:pPr>
       <w:r>
-        <w:t xml:space="preserve">Wikipedia contributors. 2026h.</w:t>
-      </w:r>
-      <w:r>
-        <w:t xml:space="preserve"> </w:t>
-      </w:r>
-      <w:r>
-        <w:rPr>
-          <w:i/>
-          <w:iCs/>
-        </w:rPr>
-        <w:t xml:space="preserve">Median —</w:t>
-      </w:r>
-      <w:r>
-        <w:rPr>
-          <w:i/>
-          <w:iCs/>
-        </w:rPr>
-        <w:t xml:space="preserve"> </w:t>
-      </w:r>
-      <w:r>
-        <w:rPr>
-          <w:i/>
-          <w:iCs/>
-        </w:rPr>
+        <w:t xml:space="preserve">[14]</w:t>
+      </w:r>
+      <w:r>
+        <w:t xml:space="preserve"> </w:t>
+      </w:r>
+      <w:r>
+        <w:t xml:space="preserve">	</w:t>
+      </w:r>
+      <w:r>
+        <w:t xml:space="preserve">Wikipedia contributors,</w:t>
+      </w:r>
+      <w:r>
+        <w:t xml:space="preserve"> </w:t>
+      </w:r>
+      <w:r>
+        <w:t xml:space="preserve">“Box plot —</w:t>
+      </w:r>
+      <w:r>
+        <w:t xml:space="preserve"> </w:t>
+      </w:r>
+      <w:r>
         <w:t xml:space="preserve">Wikipedia</w:t>
       </w:r>
       <w:r>
-        <w:rPr>
-          <w:i/>
-          <w:iCs/>
-        </w:rPr>
         <w:t xml:space="preserve">,</w:t>
       </w:r>
       <w:r>
-        <w:rPr>
-          <w:i/>
-          <w:iCs/>
-        </w:rPr>
-        <w:t xml:space="preserve"> </w:t>
-      </w:r>
-      <w:r>
-        <w:rPr>
-          <w:i/>
-          <w:iCs/>
-        </w:rPr>
-        <w:t xml:space="preserve">the Free Encyclopedia</w:t>
-      </w:r>
-      <w:r>
-        <w:t xml:space="preserve">.</w:t>
+        <w:t xml:space="preserve"> </w:t>
+      </w:r>
+      <w:r>
+        <w:t xml:space="preserve">the free encyclopedia.”</w:t>
+      </w:r>
+      <w:r>
+        <w:t xml:space="preserve"> </w:t>
+      </w:r>
+      <w:r>
+        <w:t xml:space="preserve">2026. Available:</w:t>
       </w:r>
       <w:r>
         <w:t xml:space="preserve"> </w:t>
@@ -22995,69 +22748,54 @@
           <w:rPr>
             <w:rStyle w:val="Hyperlink"/>
           </w:rPr>
-          <w:t xml:space="preserve">https://en.wikipedia.org/wiki/Median</w:t>
+          <w:t xml:space="preserve">https://en.wikipedia.org/wiki/Box_plot</w:t>
         </w:r>
       </w:hyperlink>
-      <w:r>
-        <w:t xml:space="preserve">.</w:t>
-      </w:r>
     </w:p>
     <w:bookmarkEnd w:id="160"/>
-    <w:bookmarkStart w:id="162" w:name="X9c68751dcff429bb8eebfb08e71b6f746222990"/>
+    <w:bookmarkStart w:id="162" w:name="ref-wikipedia_bar_chart"/>
     <w:p>
       <w:pPr>
         <w:pStyle w:val="Bibliography"/>
       </w:pPr>
       <w:r>
-        <w:t xml:space="preserve">Wikipedia contributors. 2026i.</w:t>
-      </w:r>
-      <w:r>
-        <w:t xml:space="preserve"> </w:t>
-      </w:r>
-      <w:r>
-        <w:rPr>
-          <w:i/>
-          <w:iCs/>
-        </w:rPr>
-        <w:t xml:space="preserve">Pearson Correlation Coefficient —</w:t>
-      </w:r>
-      <w:r>
-        <w:rPr>
-          <w:i/>
-          <w:iCs/>
-        </w:rPr>
-        <w:t xml:space="preserve"> </w:t>
-      </w:r>
-      <w:r>
-        <w:rPr>
-          <w:i/>
-          <w:iCs/>
-        </w:rPr>
+        <w:t xml:space="preserve">[15]</w:t>
+      </w:r>
+      <w:r>
+        <w:t xml:space="preserve"> </w:t>
+      </w:r>
+      <w:r>
+        <w:t xml:space="preserve">	</w:t>
+      </w:r>
+      <w:r>
+        <w:t xml:space="preserve">Wikipedia contributors,</w:t>
+      </w:r>
+      <w:r>
+        <w:t xml:space="preserve"> </w:t>
+      </w:r>
+      <w:r>
+        <w:t xml:space="preserve">“Bar chart —</w:t>
+      </w:r>
+      <w:r>
+        <w:t xml:space="preserve"> </w:t>
+      </w:r>
+      <w:r>
         <w:t xml:space="preserve">Wikipedia</w:t>
       </w:r>
       <w:r>
-        <w:rPr>
-          <w:i/>
-          <w:iCs/>
-        </w:rPr>
         <w:t xml:space="preserve">,</w:t>
       </w:r>
       <w:r>
-        <w:rPr>
-          <w:i/>
-          <w:iCs/>
-        </w:rPr>
-        <w:t xml:space="preserve"> </w:t>
-      </w:r>
-      <w:r>
-        <w:rPr>
-          <w:i/>
-          <w:iCs/>
-        </w:rPr>
-        <w:t xml:space="preserve">the Free Encyclopedia</w:t>
-      </w:r>
-      <w:r>
-        <w:t xml:space="preserve">.</w:t>
+        <w:t xml:space="preserve"> </w:t>
+      </w:r>
+      <w:r>
+        <w:t xml:space="preserve">the free encyclopedia.”</w:t>
+      </w:r>
+      <w:r>
+        <w:t xml:space="preserve"> </w:t>
+      </w:r>
+      <w:r>
+        <w:t xml:space="preserve">2026. Available:</w:t>
       </w:r>
       <w:r>
         <w:t xml:space="preserve"> </w:t>
@@ -23067,12 +22805,9 @@
           <w:rPr>
             <w:rStyle w:val="Hyperlink"/>
           </w:rPr>
-          <w:t xml:space="preserve">https://en.wikipedia.org/wiki/Pearson_correlation_coefficient</w:t>
+          <w:t xml:space="preserve">https://en.wikipedia.org/wiki/Bar_chart</w:t>
         </w:r>
       </w:hyperlink>
-      <w:r>
-        <w:t xml:space="preserve">.</w:t>
-      </w:r>
     </w:p>
     <w:bookmarkEnd w:id="162"/>
     <w:bookmarkStart w:id="164" w:name="ref-wikipedia_q_q_plot"/>
@@ -23081,55 +22816,43 @@
         <w:pStyle w:val="Bibliography"/>
       </w:pPr>
       <w:r>
-        <w:t xml:space="preserve">Wikipedia contributors. 2026j.</w:t>
-      </w:r>
-      <w:r>
-        <w:t xml:space="preserve"> </w:t>
-      </w:r>
-      <w:r>
-        <w:rPr>
-          <w:i/>
-          <w:iCs/>
-        </w:rPr>
-        <w:t xml:space="preserve">Q–q Plot —</w:t>
-      </w:r>
-      <w:r>
-        <w:rPr>
-          <w:i/>
-          <w:iCs/>
-        </w:rPr>
-        <w:t xml:space="preserve"> </w:t>
-      </w:r>
-      <w:r>
-        <w:rPr>
-          <w:i/>
-          <w:iCs/>
-        </w:rPr>
+        <w:t xml:space="preserve">[16]</w:t>
+      </w:r>
+      <w:r>
+        <w:t xml:space="preserve"> </w:t>
+      </w:r>
+      <w:r>
+        <w:t xml:space="preserve">	</w:t>
+      </w:r>
+      <w:r>
+        <w:t xml:space="preserve">Wikipedia contributors,</w:t>
+      </w:r>
+      <w:r>
+        <w:t xml:space="preserve"> </w:t>
+      </w:r>
+      <w:r>
+        <w:t xml:space="preserve">“Q–q plot —</w:t>
+      </w:r>
+      <w:r>
+        <w:t xml:space="preserve"> </w:t>
+      </w:r>
+      <w:r>
         <w:t xml:space="preserve">Wikipedia</w:t>
       </w:r>
       <w:r>
-        <w:rPr>
-          <w:i/>
-          <w:iCs/>
-        </w:rPr>
         <w:t xml:space="preserve">,</w:t>
       </w:r>
       <w:r>
-        <w:rPr>
-          <w:i/>
-          <w:iCs/>
-        </w:rPr>
-        <w:t xml:space="preserve"> </w:t>
-      </w:r>
-      <w:r>
-        <w:rPr>
-          <w:i/>
-          <w:iCs/>
-        </w:rPr>
-        <w:t xml:space="preserve">the Free Encyclopedia</w:t>
-      </w:r>
-      <w:r>
-        <w:t xml:space="preserve">.</w:t>
+        <w:t xml:space="preserve"> </w:t>
+      </w:r>
+      <w:r>
+        <w:t xml:space="preserve">the free encyclopedia.”</w:t>
+      </w:r>
+      <w:r>
+        <w:t xml:space="preserve"> </w:t>
+      </w:r>
+      <w:r>
+        <w:t xml:space="preserve">2026. Available:</w:t>
       </w:r>
       <w:r>
         <w:t xml:space="preserve"> </w:t>
@@ -23142,143 +22865,56 @@
           <w:t xml:space="preserve">https://en.wikipedia.org/wiki/Q%E2%80%93Q_plot</w:t>
         </w:r>
       </w:hyperlink>
-      <w:r>
-        <w:t xml:space="preserve">.</w:t>
-      </w:r>
     </w:p>
     <w:bookmarkEnd w:id="164"/>
-    <w:bookmarkStart w:id="166" w:name="ref-wikipedia_quartile"/>
+    <w:bookmarkStart w:id="166" w:name="ref-wikipedia_scatter_plot"/>
     <w:p>
       <w:pPr>
         <w:pStyle w:val="Bibliography"/>
       </w:pPr>
       <w:r>
-        <w:t xml:space="preserve">Wikipedia contributors. 2026k.</w:t>
-      </w:r>
-      <w:r>
-        <w:t xml:space="preserve"> </w:t>
-      </w:r>
-      <w:r>
-        <w:rPr>
-          <w:i/>
-          <w:iCs/>
-        </w:rPr>
-        <w:t xml:space="preserve">Quartile —</w:t>
-      </w:r>
-      <w:r>
-        <w:rPr>
-          <w:i/>
-          <w:iCs/>
-        </w:rPr>
-        <w:t xml:space="preserve"> </w:t>
-      </w:r>
-      <w:r>
-        <w:rPr>
-          <w:i/>
-          <w:iCs/>
-        </w:rPr>
+        <w:t xml:space="preserve">[17]</w:t>
+      </w:r>
+      <w:r>
+        <w:t xml:space="preserve"> </w:t>
+      </w:r>
+      <w:r>
+        <w:t xml:space="preserve">	</w:t>
+      </w:r>
+      <w:r>
+        <w:t xml:space="preserve">Wikipedia contributors,</w:t>
+      </w:r>
+      <w:r>
+        <w:t xml:space="preserve"> </w:t>
+      </w:r>
+      <w:r>
+        <w:t xml:space="preserve">“Scatter plot —</w:t>
+      </w:r>
+      <w:r>
+        <w:t xml:space="preserve"> </w:t>
+      </w:r>
+      <w:r>
         <w:t xml:space="preserve">Wikipedia</w:t>
       </w:r>
       <w:r>
-        <w:rPr>
-          <w:i/>
-          <w:iCs/>
-        </w:rPr>
         <w:t xml:space="preserve">,</w:t>
       </w:r>
       <w:r>
-        <w:rPr>
-          <w:i/>
-          <w:iCs/>
-        </w:rPr>
-        <w:t xml:space="preserve"> </w:t>
-      </w:r>
-      <w:r>
-        <w:rPr>
-          <w:i/>
-          <w:iCs/>
-        </w:rPr>
-        <w:t xml:space="preserve">the Free Encyclopedia</w:t>
-      </w:r>
-      <w:r>
-        <w:t xml:space="preserve">.</w:t>
+        <w:t xml:space="preserve"> </w:t>
+      </w:r>
+      <w:r>
+        <w:t xml:space="preserve">the free encyclopedia.”</w:t>
+      </w:r>
+      <w:r>
+        <w:t xml:space="preserve"> </w:t>
+      </w:r>
+      <w:r>
+        <w:t xml:space="preserve">2026. Available:</w:t>
       </w:r>
       <w:r>
         <w:t xml:space="preserve"> </w:t>
       </w:r>
       <w:hyperlink r:id="rId165">
-        <w:r>
-          <w:rPr>
-            <w:rStyle w:val="Hyperlink"/>
-          </w:rPr>
-          <w:t xml:space="preserve">https://en.wikipedia.org/wiki/Quartile</w:t>
-        </w:r>
-      </w:hyperlink>
-      <w:r>
-        <w:t xml:space="preserve">.</w:t>
-      </w:r>
-    </w:p>
-    <w:bookmarkEnd w:id="166"/>
-    <w:bookmarkStart w:id="168" w:name="ref-wikipedia_scatter_plot"/>
-    <w:p>
-      <w:pPr>
-        <w:pStyle w:val="Bibliography"/>
-      </w:pPr>
-      <w:r>
-        <w:t xml:space="preserve">Wikipedia contributors. 2026l.</w:t>
-      </w:r>
-      <w:r>
-        <w:t xml:space="preserve"> </w:t>
-      </w:r>
-      <w:r>
-        <w:rPr>
-          <w:i/>
-          <w:iCs/>
-        </w:rPr>
-        <w:t xml:space="preserve">Scatter Plot —</w:t>
-      </w:r>
-      <w:r>
-        <w:rPr>
-          <w:i/>
-          <w:iCs/>
-        </w:rPr>
-        <w:t xml:space="preserve"> </w:t>
-      </w:r>
-      <w:r>
-        <w:rPr>
-          <w:i/>
-          <w:iCs/>
-        </w:rPr>
-        <w:t xml:space="preserve">Wikipedia</w:t>
-      </w:r>
-      <w:r>
-        <w:rPr>
-          <w:i/>
-          <w:iCs/>
-        </w:rPr>
-        <w:t xml:space="preserve">,</w:t>
-      </w:r>
-      <w:r>
-        <w:rPr>
-          <w:i/>
-          <w:iCs/>
-        </w:rPr>
-        <w:t xml:space="preserve"> </w:t>
-      </w:r>
-      <w:r>
-        <w:rPr>
-          <w:i/>
-          <w:iCs/>
-        </w:rPr>
-        <w:t xml:space="preserve">the Free Encyclopedia</w:t>
-      </w:r>
-      <w:r>
-        <w:t xml:space="preserve">.</w:t>
-      </w:r>
-      <w:r>
-        <w:t xml:space="preserve"> </w:t>
-      </w:r>
-      <w:hyperlink r:id="rId167">
         <w:r>
           <w:rPr>
             <w:rStyle w:val="Hyperlink"/>
@@ -23286,66 +22922,108 @@
           <w:t xml:space="preserve">https://en.wikipedia.org/wiki/Scatter_plot</w:t>
         </w:r>
       </w:hyperlink>
-      <w:r>
-        <w:t xml:space="preserve">.</w:t>
-      </w:r>
+    </w:p>
+    <w:bookmarkEnd w:id="166"/>
+    <w:bookmarkStart w:id="168" w:name="X9c68751dcff429bb8eebfb08e71b6f746222990"/>
+    <w:p>
+      <w:pPr>
+        <w:pStyle w:val="Bibliography"/>
+      </w:pPr>
+      <w:r>
+        <w:t xml:space="preserve">[18]</w:t>
+      </w:r>
+      <w:r>
+        <w:t xml:space="preserve"> </w:t>
+      </w:r>
+      <w:r>
+        <w:t xml:space="preserve">	</w:t>
+      </w:r>
+      <w:r>
+        <w:t xml:space="preserve">Wikipedia contributors,</w:t>
+      </w:r>
+      <w:r>
+        <w:t xml:space="preserve"> </w:t>
+      </w:r>
+      <w:r>
+        <w:t xml:space="preserve">“Pearson correlation coefficient —</w:t>
+      </w:r>
+      <w:r>
+        <w:t xml:space="preserve"> </w:t>
+      </w:r>
+      <w:r>
+        <w:t xml:space="preserve">Wikipedia</w:t>
+      </w:r>
+      <w:r>
+        <w:t xml:space="preserve">,</w:t>
+      </w:r>
+      <w:r>
+        <w:t xml:space="preserve"> </w:t>
+      </w:r>
+      <w:r>
+        <w:t xml:space="preserve">the free encyclopedia.”</w:t>
+      </w:r>
+      <w:r>
+        <w:t xml:space="preserve"> </w:t>
+      </w:r>
+      <w:r>
+        <w:t xml:space="preserve">2026. Available:</w:t>
+      </w:r>
+      <w:r>
+        <w:t xml:space="preserve"> </w:t>
+      </w:r>
+      <w:hyperlink r:id="rId167">
+        <w:r>
+          <w:rPr>
+            <w:rStyle w:val="Hyperlink"/>
+          </w:rPr>
+          <w:t xml:space="preserve">https://en.wikipedia.org/wiki/Pearson_correlation_coefficient</w:t>
+        </w:r>
+      </w:hyperlink>
     </w:p>
     <w:bookmarkEnd w:id="168"/>
-    <w:bookmarkStart w:id="170" w:name="ref-wikipedia_simple_random_sample"/>
+    <w:bookmarkStart w:id="170" w:name="ref-wikipedia_contingency_table"/>
     <w:p>
       <w:pPr>
         <w:pStyle w:val="Bibliography"/>
       </w:pPr>
       <w:r>
-        <w:t xml:space="preserve">Wikipedia contributors. 2026m.</w:t>
-      </w:r>
-      <w:r>
-        <w:t xml:space="preserve"> </w:t>
-      </w:r>
-      <w:r>
-        <w:rPr>
-          <w:i/>
-          <w:iCs/>
-        </w:rPr>
-        <w:t xml:space="preserve">Simple Random Sample —</w:t>
-      </w:r>
-      <w:r>
-        <w:rPr>
-          <w:i/>
-          <w:iCs/>
-        </w:rPr>
-        <w:t xml:space="preserve"> </w:t>
-      </w:r>
-      <w:r>
-        <w:rPr>
-          <w:i/>
-          <w:iCs/>
-        </w:rPr>
+        <w:t xml:space="preserve">[19]</w:t>
+      </w:r>
+      <w:r>
+        <w:t xml:space="preserve"> </w:t>
+      </w:r>
+      <w:r>
+        <w:t xml:space="preserve">	</w:t>
+      </w:r>
+      <w:r>
+        <w:t xml:space="preserve">Wikipedia contributors,</w:t>
+      </w:r>
+      <w:r>
+        <w:t xml:space="preserve"> </w:t>
+      </w:r>
+      <w:r>
+        <w:t xml:space="preserve">“Contingency table —</w:t>
+      </w:r>
+      <w:r>
+        <w:t xml:space="preserve"> </w:t>
+      </w:r>
+      <w:r>
         <w:t xml:space="preserve">Wikipedia</w:t>
       </w:r>
       <w:r>
-        <w:rPr>
-          <w:i/>
-          <w:iCs/>
-        </w:rPr>
         <w:t xml:space="preserve">,</w:t>
       </w:r>
       <w:r>
-        <w:rPr>
-          <w:i/>
-          <w:iCs/>
-        </w:rPr>
-        <w:t xml:space="preserve"> </w:t>
-      </w:r>
-      <w:r>
-        <w:rPr>
-          <w:i/>
-          <w:iCs/>
-        </w:rPr>
-        <w:t xml:space="preserve">the Free Encyclopedia</w:t>
-      </w:r>
-      <w:r>
-        <w:t xml:space="preserve">.</w:t>
+        <w:t xml:space="preserve"> </w:t>
+      </w:r>
+      <w:r>
+        <w:t xml:space="preserve">the free encyclopedia.”</w:t>
+      </w:r>
+      <w:r>
+        <w:t xml:space="preserve"> </w:t>
+      </w:r>
+      <w:r>
+        <w:t xml:space="preserve">2026. Available:</w:t>
       </w:r>
       <w:r>
         <w:t xml:space="preserve"> </w:t>
@@ -23355,146 +23033,59 @@
           <w:rPr>
             <w:rStyle w:val="Hyperlink"/>
           </w:rPr>
-          <w:t xml:space="preserve">https://en.wikipedia.org/wiki/Simple_random_sample</w:t>
+          <w:t xml:space="preserve">https://en.wikipedia.org/wiki/Contingency_table</w:t>
         </w:r>
       </w:hyperlink>
-      <w:r>
-        <w:t xml:space="preserve">.</w:t>
-      </w:r>
     </w:p>
     <w:bookmarkEnd w:id="170"/>
-    <w:bookmarkStart w:id="172" w:name="ref-wikipedia_standard_deviation"/>
+    <w:bookmarkStart w:id="172" w:name="ref-wikipedia_standard_score"/>
     <w:p>
       <w:pPr>
         <w:pStyle w:val="Bibliography"/>
       </w:pPr>
       <w:r>
-        <w:t xml:space="preserve">Wikipedia contributors. 2026n.</w:t>
-      </w:r>
-      <w:r>
-        <w:t xml:space="preserve"> </w:t>
-      </w:r>
-      <w:r>
-        <w:rPr>
-          <w:i/>
-          <w:iCs/>
-        </w:rPr>
-        <w:t xml:space="preserve">Standard Deviation —</w:t>
-      </w:r>
-      <w:r>
-        <w:rPr>
-          <w:i/>
-          <w:iCs/>
-        </w:rPr>
-        <w:t xml:space="preserve"> </w:t>
-      </w:r>
-      <w:r>
-        <w:rPr>
-          <w:i/>
-          <w:iCs/>
-        </w:rPr>
+        <w:t xml:space="preserve">[20]</w:t>
+      </w:r>
+      <w:r>
+        <w:t xml:space="preserve"> </w:t>
+      </w:r>
+      <w:r>
+        <w:t xml:space="preserve">	</w:t>
+      </w:r>
+      <w:r>
+        <w:t xml:space="preserve">Wikipedia contributors,</w:t>
+      </w:r>
+      <w:r>
+        <w:t xml:space="preserve"> </w:t>
+      </w:r>
+      <w:r>
+        <w:t xml:space="preserve">“Standard score —</w:t>
+      </w:r>
+      <w:r>
+        <w:t xml:space="preserve"> </w:t>
+      </w:r>
+      <w:r>
         <w:t xml:space="preserve">Wikipedia</w:t>
       </w:r>
       <w:r>
-        <w:rPr>
-          <w:i/>
-          <w:iCs/>
-        </w:rPr>
         <w:t xml:space="preserve">,</w:t>
       </w:r>
       <w:r>
-        <w:rPr>
-          <w:i/>
-          <w:iCs/>
-        </w:rPr>
-        <w:t xml:space="preserve"> </w:t>
-      </w:r>
-      <w:r>
-        <w:rPr>
-          <w:i/>
-          <w:iCs/>
-        </w:rPr>
-        <w:t xml:space="preserve">the Free Encyclopedia</w:t>
-      </w:r>
-      <w:r>
-        <w:t xml:space="preserve">.</w:t>
+        <w:t xml:space="preserve"> </w:t>
+      </w:r>
+      <w:r>
+        <w:t xml:space="preserve">the free encyclopedia.”</w:t>
+      </w:r>
+      <w:r>
+        <w:t xml:space="preserve"> </w:t>
+      </w:r>
+      <w:r>
+        <w:t xml:space="preserve">2026. Available:</w:t>
       </w:r>
       <w:r>
         <w:t xml:space="preserve"> </w:t>
       </w:r>
       <w:hyperlink r:id="rId171">
-        <w:r>
-          <w:rPr>
-            <w:rStyle w:val="Hyperlink"/>
-          </w:rPr>
-          <w:t xml:space="preserve">https://en.wikipedia.org/wiki/Standard_deviation</w:t>
-        </w:r>
-      </w:hyperlink>
-      <w:r>
-        <w:t xml:space="preserve">.</w:t>
-      </w:r>
-    </w:p>
-    <w:bookmarkEnd w:id="172"/>
-    <w:bookmarkStart w:id="174" w:name="ref-wikipedia_standard_score"/>
-    <w:p>
-      <w:pPr>
-        <w:pStyle w:val="Bibliography"/>
-      </w:pPr>
-      <w:r>
-        <w:t xml:space="preserve">Wikipedia contributors. 2026o.</w:t>
-      </w:r>
-      <w:r>
-        <w:t xml:space="preserve"> </w:t>
-      </w:r>
-      <w:r>
-        <w:rPr>
-          <w:i/>
-          <w:iCs/>
-        </w:rPr>
-        <w:t xml:space="preserve">Standard Score —</w:t>
-      </w:r>
-      <w:r>
-        <w:rPr>
-          <w:i/>
-          <w:iCs/>
-        </w:rPr>
-        <w:t xml:space="preserve"> </w:t>
-      </w:r>
-      <w:r>
-        <w:rPr>
-          <w:i/>
-          <w:iCs/>
-        </w:rPr>
-        <w:t xml:space="preserve">Wikipedia</w:t>
-      </w:r>
-      <w:r>
-        <w:rPr>
-          <w:i/>
-          <w:iCs/>
-        </w:rPr>
-        <w:t xml:space="preserve">,</w:t>
-      </w:r>
-      <w:r>
-        <w:rPr>
-          <w:i/>
-          <w:iCs/>
-        </w:rPr>
-        <w:t xml:space="preserve"> </w:t>
-      </w:r>
-      <w:r>
-        <w:rPr>
-          <w:i/>
-          <w:iCs/>
-        </w:rPr>
-        <w:t xml:space="preserve">the Free Encyclopedia</w:t>
-      </w:r>
-      <w:r>
-        <w:t xml:space="preserve">.</w:t>
-      </w:r>
-      <w:r>
-        <w:t xml:space="preserve"> </w:t>
-      </w:r>
-      <w:hyperlink r:id="rId173">
         <w:r>
           <w:rPr>
             <w:rStyle w:val="Hyperlink"/>
@@ -23502,18 +23093,24 @@
           <w:t xml:space="preserve">https://en.wikipedia.org/wiki/Standard_score</w:t>
         </w:r>
       </w:hyperlink>
-      <w:r>
-        <w:t xml:space="preserve">.</w:t>
-      </w:r>
     </w:p>
-    <w:bookmarkEnd w:id="174"/>
-    <w:bookmarkStart w:id="176" w:name="ref-wikipedia_statistical_population"/>
+    <w:bookmarkEnd w:id="172"/>
+    <w:bookmarkStart w:id="174" w:name="ref-james2021islr2e"/>
     <w:p>
       <w:pPr>
         <w:pStyle w:val="Bibliography"/>
       </w:pPr>
       <w:r>
-        <w:t xml:space="preserve">Wikipedia contributors. 2026p.</w:t>
+        <w:t xml:space="preserve">[21]</w:t>
+      </w:r>
+      <w:r>
+        <w:t xml:space="preserve"> </w:t>
+      </w:r>
+      <w:r>
+        <w:t xml:space="preserve">	</w:t>
+      </w:r>
+      <w:r>
+        <w:t xml:space="preserve">G. James, D. Witten, T. Hastie, and R. Tibshirani,</w:t>
       </w:r>
       <w:r>
         <w:t xml:space="preserve"> </w:t>
@@ -23523,7 +23120,7 @@
           <w:i/>
           <w:iCs/>
         </w:rPr>
-        <w:t xml:space="preserve">Statistical Population —</w:t>
+        <w:t xml:space="preserve">An introduction to statistical learning: With applications in</w:t>
       </w:r>
       <w:r>
         <w:rPr>
@@ -23537,55 +23134,43 @@
           <w:i/>
           <w:iCs/>
         </w:rPr>
-        <w:t xml:space="preserve">Wikipedia</w:t>
-      </w:r>
-      <w:r>
-        <w:rPr>
-          <w:i/>
-          <w:iCs/>
-        </w:rPr>
-        <w:t xml:space="preserve">,</w:t>
-      </w:r>
-      <w:r>
-        <w:rPr>
-          <w:i/>
-          <w:iCs/>
-        </w:rPr>
-        <w:t xml:space="preserve"> </w:t>
-      </w:r>
-      <w:r>
-        <w:rPr>
-          <w:i/>
-          <w:iCs/>
-        </w:rPr>
-        <w:t xml:space="preserve">the Free Encyclopedia</w:t>
-      </w:r>
-      <w:r>
-        <w:t xml:space="preserve">.</w:t>
-      </w:r>
-      <w:r>
-        <w:t xml:space="preserve"> </w:t>
-      </w:r>
-      <w:hyperlink r:id="rId175">
+        <w:t xml:space="preserve">R</w:t>
+      </w:r>
+      <w:r>
+        <w:t xml:space="preserve">, 2nd ed. Springer, 2021. doi:</w:t>
+      </w:r>
+      <w:r>
+        <w:t xml:space="preserve"> </w:t>
+      </w:r>
+      <w:hyperlink r:id="rId173">
         <w:r>
           <w:rPr>
             <w:rStyle w:val="Hyperlink"/>
           </w:rPr>
-          <w:t xml:space="preserve">https://en.wikipedia.org/wiki/Statistical_population</w:t>
+          <w:t xml:space="preserve">10.1007/978-1-0716-1418-1</w:t>
         </w:r>
       </w:hyperlink>
       <w:r>
         <w:t xml:space="preserve">.</w:t>
       </w:r>
     </w:p>
-    <w:bookmarkEnd w:id="176"/>
-    <w:bookmarkStart w:id="178" w:name="ref-wikipedia_variance"/>
+    <w:bookmarkEnd w:id="174"/>
+    <w:bookmarkStart w:id="175" w:name="ref-geron2017hands"/>
     <w:p>
       <w:pPr>
         <w:pStyle w:val="Bibliography"/>
       </w:pPr>
       <w:r>
-        <w:t xml:space="preserve">Wikipedia contributors. 2026q.</w:t>
+        <w:t xml:space="preserve">[22]</w:t>
+      </w:r>
+      <w:r>
+        <w:t xml:space="preserve"> </w:t>
+      </w:r>
+      <w:r>
+        <w:t xml:space="preserve">	</w:t>
+      </w:r>
+      <w:r>
+        <w:t xml:space="preserve">A. Géron,</w:t>
       </w:r>
       <w:r>
         <w:t xml:space="preserve"> </w:t>
@@ -23595,7 +23180,7 @@
           <w:i/>
           <w:iCs/>
         </w:rPr>
-        <w:t xml:space="preserve">Variance —</w:t>
+        <w:t xml:space="preserve">Hands-on machine learning with</w:t>
       </w:r>
       <w:r>
         <w:rPr>
@@ -23609,50 +23194,100 @@
           <w:i/>
           <w:iCs/>
         </w:rPr>
-        <w:t xml:space="preserve">Wikipedia</w:t>
+        <w:t xml:space="preserve">Scikit-Learn</w:t>
       </w:r>
       <w:r>
         <w:rPr>
           <w:i/>
           <w:iCs/>
         </w:rPr>
-        <w:t xml:space="preserve">,</w:t>
+        <w:t xml:space="preserve"> </w:t>
       </w:r>
       <w:r>
         <w:rPr>
           <w:i/>
           <w:iCs/>
         </w:rPr>
-        <w:t xml:space="preserve"> </w:t>
+        <w:t xml:space="preserve">and</w:t>
       </w:r>
       <w:r>
         <w:rPr>
           <w:i/>
           <w:iCs/>
         </w:rPr>
-        <w:t xml:space="preserve">the Free Encyclopedia</w:t>
-      </w:r>
-      <w:r>
-        <w:t xml:space="preserve">.</w:t>
-      </w:r>
-      <w:r>
-        <w:t xml:space="preserve"> </w:t>
-      </w:r>
-      <w:hyperlink r:id="rId177">
+        <w:t xml:space="preserve"> </w:t>
+      </w:r>
+      <w:r>
+        <w:rPr>
+          <w:i/>
+          <w:iCs/>
+        </w:rPr>
+        <w:t xml:space="preserve">TensorFlow</w:t>
+      </w:r>
+      <w:r>
+        <w:t xml:space="preserve">, 1st ed. O’Reilly Media, 2017.</w:t>
+      </w:r>
+    </w:p>
+    <w:bookmarkEnd w:id="175"/>
+    <w:bookmarkStart w:id="177" w:name="ref-wikipedia_feature_scaling"/>
+    <w:p>
+      <w:pPr>
+        <w:pStyle w:val="Bibliography"/>
+      </w:pPr>
+      <w:r>
+        <w:t xml:space="preserve">[23]</w:t>
+      </w:r>
+      <w:r>
+        <w:t xml:space="preserve"> </w:t>
+      </w:r>
+      <w:r>
+        <w:t xml:space="preserve">	</w:t>
+      </w:r>
+      <w:r>
+        <w:t xml:space="preserve">Wikipedia contributors,</w:t>
+      </w:r>
+      <w:r>
+        <w:t xml:space="preserve"> </w:t>
+      </w:r>
+      <w:r>
+        <w:t xml:space="preserve">“Feature scaling —</w:t>
+      </w:r>
+      <w:r>
+        <w:t xml:space="preserve"> </w:t>
+      </w:r>
+      <w:r>
+        <w:t xml:space="preserve">Wikipedia</w:t>
+      </w:r>
+      <w:r>
+        <w:t xml:space="preserve">,</w:t>
+      </w:r>
+      <w:r>
+        <w:t xml:space="preserve"> </w:t>
+      </w:r>
+      <w:r>
+        <w:t xml:space="preserve">the free encyclopedia.”</w:t>
+      </w:r>
+      <w:r>
+        <w:t xml:space="preserve"> </w:t>
+      </w:r>
+      <w:r>
+        <w:t xml:space="preserve">2026. Available:</w:t>
+      </w:r>
+      <w:r>
+        <w:t xml:space="preserve"> </w:t>
+      </w:r>
+      <w:hyperlink r:id="rId176">
         <w:r>
           <w:rPr>
             <w:rStyle w:val="Hyperlink"/>
           </w:rPr>
-          <w:t xml:space="preserve">https://en.wikipedia.org/wiki/Variance</w:t>
+          <w:t xml:space="preserve">https://en.wikipedia.org/wiki/Feature_scaling</w:t>
         </w:r>
       </w:hyperlink>
-      <w:r>
-        <w:t xml:space="preserve">.</w:t>
-      </w:r>
     </w:p>
+    <w:bookmarkEnd w:id="177"/>
     <w:bookmarkEnd w:id="178"/>
     <w:bookmarkEnd w:id="179"/>
-    <w:bookmarkEnd w:id="180"/>
     <w:sectPr>
       <w:footnotePr>
         <w:numRestart w:val="eachSect"/>
@@ -24069,9 +23704,6 @@
     <w:abstractNumId w:val="991"/>
   </w:num>
   <w:num w:numId="1012">
-    <w:abstractNumId w:val="991"/>
-  </w:num>
-  <w:num w:numId="1013">
     <w:abstractNumId w:val="991"/>
   </w:num>
 </w:numbering>
